--- a/docx/Generic/oneview-auth.docx
+++ b/docx/Generic/oneview-auth.docx
@@ -766,6 +766,15 @@
         <w:tblStyle w:val="Table"/>
         <w:tblW w:type="auto" w:w="0"/>
         <w:tblLook w:firstRow="1" w:lastRow="0" w:firstColumn="0" w:lastColumn="0" w:noHBand="0" w:noVBand="0" w:val="0020"/>
+        <w:tblLayout w:type="autofit"/>
+        <w:tblBorders>
+          <w:top w:val="single" w:sz="6" w:space="0" w:color="auto"/>
+          <w:left w:val="single" w:sz="6" w:space="0" w:color="auto"/>
+          <w:bottom w:val="single" w:sz="6" w:space="0" w:color="auto"/>
+          <w:right w:val="single" w:sz="6" w:space="0" w:color="auto"/>
+          <w:insideH w:val="single" w:sz="6" w:space="0" w:color="auto"/>
+          <w:insideV w:val="single" w:sz="6" w:space="0" w:color="auto"/>
+        </w:tblBorders>
       </w:tblPr>
       <w:tblGrid>
         <w:gridCol w:w="3960"/>
@@ -1863,8 +1872,16 @@
       <w:tblPr>
         <w:tblStyle w:val="Table"/>
         <w:tblW w:type="pct" w:w="5000"/>
-        <w:tblLayout w:type="fixed"/>
+        <w:tblLayout w:type="autofit"/>
         <w:tblLook w:firstRow="1" w:lastRow="0" w:firstColumn="0" w:lastColumn="0" w:noHBand="0" w:noVBand="0" w:val="0020"/>
+        <w:tblBorders>
+          <w:top w:val="single" w:sz="6" w:space="0" w:color="auto"/>
+          <w:left w:val="single" w:sz="6" w:space="0" w:color="auto"/>
+          <w:bottom w:val="single" w:sz="6" w:space="0" w:color="auto"/>
+          <w:right w:val="single" w:sz="6" w:space="0" w:color="auto"/>
+          <w:insideH w:val="single" w:sz="6" w:space="0" w:color="auto"/>
+          <w:insideV w:val="single" w:sz="6" w:space="0" w:color="auto"/>
+        </w:tblBorders>
       </w:tblPr>
       <w:tblGrid>
         <w:gridCol w:w="2475"/>
@@ -3362,6 +3379,7 @@
     <w:bookmarkEnd w:id="23"/>
     <w:bookmarkEnd w:id="24"/>
     <w:sectPr>
+      <w:pgSz w:w="16838" w:h="11906" w:orient="landscape"/>
       <w:footnotePr>
         <w:numRestart w:val="eachSect"/>
       </w:footnotePr>
@@ -3742,6 +3760,7 @@
   <w:docDefaults>
     <w:rPrDefault>
       <w:rPr>
+        <w:color w:val="auto"/>
         <w:rFonts w:asciiTheme="minorHAnsi" w:cstheme="minorBidi" w:eastAsiaTheme="minorEastAsia" w:hAnsiTheme="minorHAnsi"/>
         <w:sz w:val="24"/>
         <w:szCs w:val="24"/>

--- a/docx/Generic/oneview-auth.docx
+++ b/docx/Generic/oneview-auth.docx
@@ -766,14 +766,13 @@
         <w:tblStyle w:val="Table"/>
         <w:tblW w:type="auto" w:w="0"/>
         <w:tblLook w:firstRow="1" w:lastRow="0" w:firstColumn="0" w:lastColumn="0" w:noHBand="0" w:noVBand="0" w:val="0020"/>
-        <w:tblLayout w:type="autofit"/>
         <w:tblBorders>
-          <w:top w:val="single" w:sz="6" w:space="0" w:color="auto"/>
-          <w:left w:val="single" w:sz="6" w:space="0" w:color="auto"/>
-          <w:bottom w:val="single" w:sz="6" w:space="0" w:color="auto"/>
-          <w:right w:val="single" w:sz="6" w:space="0" w:color="auto"/>
-          <w:insideH w:val="single" w:sz="6" w:space="0" w:color="auto"/>
-          <w:insideV w:val="single" w:sz="6" w:space="0" w:color="auto"/>
+          <w:top w:val="single" w:sz="6" w:space="0" w:color="808080"/>
+          <w:left w:val="single" w:sz="6" w:space="0" w:color="808080"/>
+          <w:bottom w:val="single" w:sz="6" w:space="0" w:color="808080"/>
+          <w:right w:val="single" w:sz="6" w:space="0" w:color="808080"/>
+          <w:insideH w:val="single" w:sz="6" w:space="0" w:color="808080"/>
+          <w:insideV w:val="single" w:sz="6" w:space="0" w:color="808080"/>
         </w:tblBorders>
       </w:tblPr>
       <w:tblGrid>
@@ -1872,15 +1871,15 @@
       <w:tblPr>
         <w:tblStyle w:val="Table"/>
         <w:tblW w:type="pct" w:w="5000"/>
-        <w:tblLayout w:type="autofit"/>
+        <w:tblLayout w:type="fixed"/>
         <w:tblLook w:firstRow="1" w:lastRow="0" w:firstColumn="0" w:lastColumn="0" w:noHBand="0" w:noVBand="0" w:val="0020"/>
         <w:tblBorders>
-          <w:top w:val="single" w:sz="6" w:space="0" w:color="auto"/>
-          <w:left w:val="single" w:sz="6" w:space="0" w:color="auto"/>
-          <w:bottom w:val="single" w:sz="6" w:space="0" w:color="auto"/>
-          <w:right w:val="single" w:sz="6" w:space="0" w:color="auto"/>
-          <w:insideH w:val="single" w:sz="6" w:space="0" w:color="auto"/>
-          <w:insideV w:val="single" w:sz="6" w:space="0" w:color="auto"/>
+          <w:top w:val="single" w:sz="6" w:space="0" w:color="808080"/>
+          <w:left w:val="single" w:sz="6" w:space="0" w:color="808080"/>
+          <w:bottom w:val="single" w:sz="6" w:space="0" w:color="808080"/>
+          <w:right w:val="single" w:sz="6" w:space="0" w:color="808080"/>
+          <w:insideH w:val="single" w:sz="6" w:space="0" w:color="808080"/>
+          <w:insideV w:val="single" w:sz="6" w:space="0" w:color="808080"/>
         </w:tblBorders>
       </w:tblPr>
       <w:tblGrid>
@@ -3760,7 +3759,6 @@
   <w:docDefaults>
     <w:rPrDefault>
       <w:rPr>
-        <w:color w:val="auto"/>
         <w:rFonts w:asciiTheme="minorHAnsi" w:cstheme="minorBidi" w:eastAsiaTheme="minorEastAsia" w:hAnsiTheme="minorHAnsi"/>
         <w:sz w:val="24"/>
         <w:szCs w:val="24"/>
@@ -4303,6 +4301,14 @@
         <w:bottom w:type="dxa" w:w="0"/>
         <w:right w:type="dxa" w:w="108"/>
       </w:tblCellMar>
+      <w:tblBorders>
+        <w:top w:color="auto" w:space="0" w:sz="6" w:val="single"/>
+        <w:left w:color="auto" w:space="0" w:sz="6" w:val="single"/>
+        <w:bottom w:color="auto" w:space="0" w:sz="6" w:val="single"/>
+        <w:right w:color="auto" w:space="0" w:sz="6" w:val="single"/>
+        <w:insideH w:color="auto" w:space="0" w:sz="6" w:val="single"/>
+        <w:insideV w:color="auto" w:space="0" w:sz="6" w:val="single"/>
+      </w:tblBorders>
     </w:tblPr>
     <w:tblStylePr w:type="firstRow">
       <w:tcPr>

--- a/docx/Generic/oneview-auth.docx
+++ b/docx/Generic/oneview-auth.docx
@@ -2,7 +2,7 @@
 <file path=word/document.xml><?xml version="1.0" encoding="utf-8"?>
 <w:document xmlns:w="http://schemas.openxmlformats.org/wordprocessingml/2006/main" xmlns:m="http://schemas.openxmlformats.org/officeDocument/2006/math" xmlns:r="http://schemas.openxmlformats.org/officeDocument/2006/relationships" xmlns:o="urn:schemas-microsoft-com:office:office" xmlns:v="urn:schemas-microsoft-com:vml" xmlns:w10="urn:schemas-microsoft-com:office:word" xmlns:a="http://schemas.openxmlformats.org/drawingml/2006/main" xmlns:pic="http://schemas.openxmlformats.org/drawingml/2006/picture" xmlns:wp="http://schemas.openxmlformats.org/drawingml/2006/wordprocessingDrawing">
   <w:body>
-    <w:bookmarkStart w:id="24" w:name="sec1"/>
+    <w:bookmarkStart w:id="23" w:name="sec1"/>
     <w:p>
       <w:pPr>
         <w:pStyle w:val="Heading1"/>
@@ -75,28 +75,11 @@
       <w:pPr>
         <w:pStyle w:val="Compact"/>
         <w:numPr>
-          <w:ilvl w:val="1"/>
-          <w:numId w:val="1002"/>
-        </w:numPr>
-      </w:pPr>
-      <w:hyperlink w:anchor="sec10">
-        <w:r>
-          <w:rPr>
-            <w:rStyle w:val="Hyperlink"/>
-          </w:rPr>
-          <w:t xml:space="preserve">Session Lifecycle</w:t>
-        </w:r>
-      </w:hyperlink>
-    </w:p>
-    <w:p>
-      <w:pPr>
-        <w:pStyle w:val="Compact"/>
-        <w:numPr>
           <w:ilvl w:val="0"/>
           <w:numId w:val="1001"/>
         </w:numPr>
       </w:pPr>
-      <w:hyperlink w:anchor="sec11">
+      <w:hyperlink w:anchor="sec10">
         <w:r>
           <w:rPr>
             <w:rStyle w:val="Hyperlink"/>
@@ -131,7 +114,7 @@
           <w:numId w:val="1001"/>
         </w:numPr>
       </w:pPr>
-      <w:hyperlink w:anchor="sec12">
+      <w:hyperlink w:anchor="sec11">
         <w:r>
           <w:rPr>
             <w:rStyle w:val="Hyperlink"/>
@@ -148,7 +131,7 @@
           <w:numId w:val="1003"/>
         </w:numPr>
       </w:pPr>
-      <w:hyperlink w:anchor="sec13">
+      <w:hyperlink w:anchor="sec12">
         <w:r>
           <w:rPr>
             <w:rStyle w:val="VerbatimChar"/>
@@ -165,7 +148,7 @@
           <w:numId w:val="1003"/>
         </w:numPr>
       </w:pPr>
-      <w:hyperlink w:anchor="sec14">
+      <w:hyperlink w:anchor="sec13">
         <w:r>
           <w:rPr>
             <w:rStyle w:val="VerbatimChar"/>
@@ -182,7 +165,7 @@
           <w:numId w:val="1001"/>
         </w:numPr>
       </w:pPr>
-      <w:hyperlink w:anchor="sec15">
+      <w:hyperlink w:anchor="sec14">
         <w:r>
           <w:rPr>
             <w:rStyle w:val="Hyperlink"/>
@@ -199,7 +182,7 @@
           <w:numId w:val="1004"/>
         </w:numPr>
       </w:pPr>
-      <w:hyperlink w:anchor="sec16">
+      <w:hyperlink w:anchor="sec15">
         <w:r>
           <w:rPr>
             <w:rStyle w:val="Hyperlink"/>
@@ -216,7 +199,7 @@
           <w:numId w:val="1004"/>
         </w:numPr>
       </w:pPr>
-      <w:hyperlink w:anchor="sec17">
+      <w:hyperlink w:anchor="sec16">
         <w:r>
           <w:rPr>
             <w:rStyle w:val="Hyperlink"/>
@@ -233,7 +216,7 @@
           <w:numId w:val="1004"/>
         </w:numPr>
       </w:pPr>
-      <w:hyperlink w:anchor="sec18">
+      <w:hyperlink w:anchor="sec17">
         <w:r>
           <w:rPr>
             <w:rStyle w:val="Hyperlink"/>
@@ -250,7 +233,7 @@
           <w:numId w:val="1001"/>
         </w:numPr>
       </w:pPr>
-      <w:hyperlink w:anchor="sec21">
+      <w:hyperlink w:anchor="sec20">
         <w:r>
           <w:rPr>
             <w:rStyle w:val="Hyperlink"/>
@@ -300,7 +283,7 @@
       </w:r>
     </w:p>
     <w:bookmarkEnd w:id="10"/>
-    <w:bookmarkStart w:id="14" w:name="sec3"/>
+    <w:bookmarkStart w:id="13" w:name="sec3"/>
     <w:p>
       <w:pPr>
         <w:pStyle w:val="Heading2"/>
@@ -622,125 +605,8 @@
       </w:r>
     </w:p>
     <w:bookmarkEnd w:id="12"/>
-    <w:bookmarkStart w:id="13" w:name="sec10"/>
-    <w:p>
-      <w:pPr>
-        <w:pStyle w:val="Heading3"/>
-      </w:pPr>
-      <w:r>
-        <w:t xml:space="preserve">Session Lifecycle</w:t>
-      </w:r>
-    </w:p>
-    <w:p>
-      <w:pPr>
-        <w:pStyle w:val="Compact"/>
-        <w:numPr>
-          <w:ilvl w:val="0"/>
-          <w:numId w:val="1005"/>
-        </w:numPr>
-      </w:pPr>
-      <w:r>
-        <w:rPr>
-          <w:b/>
-          <w:bCs/>
-        </w:rPr>
-        <w:t xml:space="preserve">Connect</w:t>
-      </w:r>
-      <w:r>
-        <w:t xml:space="preserve">:</w:t>
-      </w:r>
-      <w:r>
-        <w:t xml:space="preserve"> </w:t>
-      </w:r>
-      <w:r>
-        <w:rPr>
-          <w:rStyle w:val="VerbatimChar"/>
-        </w:rPr>
-        <w:t xml:space="preserve">Connect-OneView</w:t>
-      </w:r>
-      <w:r>
-        <w:t xml:space="preserve"> </w:t>
-      </w:r>
-      <w:r>
-        <w:t xml:space="preserve">establishes the session (delegates to</w:t>
-      </w:r>
-      <w:r>
-        <w:t xml:space="preserve"> </w:t>
-      </w:r>
-      <w:r>
-        <w:rPr>
-          <w:rStyle w:val="VerbatimChar"/>
-        </w:rPr>
-        <w:t xml:space="preserve">Test-ServerConnectivity</w:t>
-      </w:r>
-      <w:r>
-        <w:t xml:space="preserve">)</w:t>
-      </w:r>
-    </w:p>
-    <w:p>
-      <w:pPr>
-        <w:pStyle w:val="Compact"/>
-        <w:numPr>
-          <w:ilvl w:val="0"/>
-          <w:numId w:val="1005"/>
-        </w:numPr>
-      </w:pPr>
-      <w:r>
-        <w:rPr>
-          <w:b/>
-          <w:bCs/>
-        </w:rPr>
-        <w:t xml:space="preserve">Use</w:t>
-      </w:r>
-      <w:r>
-        <w:t xml:space="preserve">: OneView commands reuse the existing session automatically</w:t>
-      </w:r>
-    </w:p>
-    <w:p>
-      <w:pPr>
-        <w:pStyle w:val="Compact"/>
-        <w:numPr>
-          <w:ilvl w:val="0"/>
-          <w:numId w:val="1005"/>
-        </w:numPr>
-      </w:pPr>
-      <w:r>
-        <w:rPr>
-          <w:b/>
-          <w:bCs/>
-        </w:rPr>
-        <w:t xml:space="preserve">Disconnect</w:t>
-      </w:r>
-      <w:r>
-        <w:t xml:space="preserve">:</w:t>
-      </w:r>
-      <w:r>
-        <w:t xml:space="preserve"> </w:t>
-      </w:r>
-      <w:r>
-        <w:rPr>
-          <w:rStyle w:val="VerbatimChar"/>
-        </w:rPr>
-        <w:t xml:space="preserve">Disconnect-OneView</w:t>
-      </w:r>
-      <w:r>
-        <w:t xml:space="preserve"> </w:t>
-      </w:r>
-      <w:r>
-        <w:t xml:space="preserve">closes the session (or it closes when PowerShell exits)</w:t>
-      </w:r>
-    </w:p>
-    <w:p>
-      <w:pPr>
-        <w:pStyle w:val="FirstParagraph"/>
-      </w:pPr>
-      <w:r>
-        <w:t xml:space="preserve">This model avoids repeated authentication overhead and aligns with the HPE OneView PowerShell module’s session management.</w:t>
-      </w:r>
-    </w:p>
     <w:bookmarkEnd w:id="13"/>
-    <w:bookmarkEnd w:id="14"/>
-    <w:bookmarkStart w:id="15" w:name="sec11"/>
+    <w:bookmarkStart w:id="14" w:name="sec10"/>
     <w:p>
       <w:pPr>
         <w:pStyle w:val="Heading2"/>
@@ -861,16 +727,415 @@
         </w:tc>
       </w:tr>
     </w:tbl>
+    <w:bookmarkEnd w:id="14"/>
+    <w:bookmarkStart w:id="17" w:name="sec11"/>
+    <w:p>
+      <w:pPr>
+        <w:pStyle w:val="Heading2"/>
+      </w:pPr>
+      <w:r>
+        <w:t xml:space="preserve">Configuration Files</w:t>
+      </w:r>
+    </w:p>
+    <w:bookmarkStart w:id="15" w:name="sec12"/>
+    <w:p>
+      <w:pPr>
+        <w:pStyle w:val="Heading3"/>
+      </w:pPr>
+      <w:r>
+        <w:rPr>
+          <w:rStyle w:val="VerbatimChar"/>
+        </w:rPr>
+        <w:t xml:space="preserve">configs/oneview_config.json</w:t>
+      </w:r>
+    </w:p>
+    <w:p>
+      <w:pPr>
+        <w:pStyle w:val="SourceCode"/>
+      </w:pPr>
+      <w:r>
+        <w:rPr>
+          <w:rStyle w:val="FunctionTok"/>
+        </w:rPr>
+        <w:t xml:space="preserve">{</w:t>
+      </w:r>
+      <w:r>
+        <w:br/>
+      </w:r>
+      <w:r>
+        <w:rPr>
+          <w:rStyle w:val="NormalTok"/>
+        </w:rPr>
+        <w:t xml:space="preserve">  </w:t>
+      </w:r>
+      <w:r>
+        <w:rPr>
+          <w:rStyle w:val="DataTypeTok"/>
+        </w:rPr>
+        <w:t xml:space="preserve">"oneview"</w:t>
+      </w:r>
+      <w:r>
+        <w:rPr>
+          <w:rStyle w:val="FunctionTok"/>
+        </w:rPr>
+        <w:t xml:space="preserve">:</w:t>
+      </w:r>
+      <w:r>
+        <w:rPr>
+          <w:rStyle w:val="NormalTok"/>
+        </w:rPr>
+        <w:t xml:space="preserve"> </w:t>
+      </w:r>
+      <w:r>
+        <w:rPr>
+          <w:rStyle w:val="FunctionTok"/>
+        </w:rPr>
+        <w:t xml:space="preserve">{</w:t>
+      </w:r>
+      <w:r>
+        <w:br/>
+      </w:r>
+      <w:r>
+        <w:rPr>
+          <w:rStyle w:val="NormalTok"/>
+        </w:rPr>
+        <w:t xml:space="preserve">    </w:t>
+      </w:r>
+      <w:r>
+        <w:rPr>
+          <w:rStyle w:val="DataTypeTok"/>
+        </w:rPr>
+        <w:t xml:space="preserve">"appliance"</w:t>
+      </w:r>
+      <w:r>
+        <w:rPr>
+          <w:rStyle w:val="FunctionTok"/>
+        </w:rPr>
+        <w:t xml:space="preserve">:</w:t>
+      </w:r>
+      <w:r>
+        <w:rPr>
+          <w:rStyle w:val="NormalTok"/>
+        </w:rPr>
+        <w:t xml:space="preserve"> </w:t>
+      </w:r>
+      <w:r>
+        <w:rPr>
+          <w:rStyle w:val="StringTok"/>
+        </w:rPr>
+        <w:t xml:space="preserve">"oneview.ad.example.com"</w:t>
+      </w:r>
+      <w:r>
+        <w:rPr>
+          <w:rStyle w:val="FunctionTok"/>
+        </w:rPr>
+        <w:t xml:space="preserve">,</w:t>
+      </w:r>
+      <w:r>
+        <w:br/>
+      </w:r>
+      <w:r>
+        <w:rPr>
+          <w:rStyle w:val="NormalTok"/>
+        </w:rPr>
+        <w:t xml:space="preserve">    </w:t>
+      </w:r>
+      <w:r>
+        <w:rPr>
+          <w:rStyle w:val="DataTypeTok"/>
+        </w:rPr>
+        <w:t xml:space="preserve">"module_name"</w:t>
+      </w:r>
+      <w:r>
+        <w:rPr>
+          <w:rStyle w:val="FunctionTok"/>
+        </w:rPr>
+        <w:t xml:space="preserve">:</w:t>
+      </w:r>
+      <w:r>
+        <w:rPr>
+          <w:rStyle w:val="NormalTok"/>
+        </w:rPr>
+        <w:t xml:space="preserve"> </w:t>
+      </w:r>
+      <w:r>
+        <w:rPr>
+          <w:rStyle w:val="StringTok"/>
+        </w:rPr>
+        <w:t xml:space="preserve">"HPEOneView.1000"</w:t>
+      </w:r>
+      <w:r>
+        <w:rPr>
+          <w:rStyle w:val="FunctionTok"/>
+        </w:rPr>
+        <w:t xml:space="preserve">,</w:t>
+      </w:r>
+      <w:r>
+        <w:br/>
+      </w:r>
+      <w:r>
+        <w:rPr>
+          <w:rStyle w:val="NormalTok"/>
+        </w:rPr>
+        <w:t xml:space="preserve">    </w:t>
+      </w:r>
+      <w:r>
+        <w:rPr>
+          <w:rStyle w:val="DataTypeTok"/>
+        </w:rPr>
+        <w:t xml:space="preserve">"use_winrm"</w:t>
+      </w:r>
+      <w:r>
+        <w:rPr>
+          <w:rStyle w:val="FunctionTok"/>
+        </w:rPr>
+        <w:t xml:space="preserve">:</w:t>
+      </w:r>
+      <w:r>
+        <w:rPr>
+          <w:rStyle w:val="NormalTok"/>
+        </w:rPr>
+        <w:t xml:space="preserve"> </w:t>
+      </w:r>
+      <w:r>
+        <w:rPr>
+          <w:rStyle w:val="KeywordTok"/>
+        </w:rPr>
+        <w:t xml:space="preserve">false</w:t>
+      </w:r>
+      <w:r>
+        <w:rPr>
+          <w:rStyle w:val="FunctionTok"/>
+        </w:rPr>
+        <w:t xml:space="preserve">,</w:t>
+      </w:r>
+      <w:r>
+        <w:br/>
+      </w:r>
+      <w:r>
+        <w:rPr>
+          <w:rStyle w:val="NormalTok"/>
+        </w:rPr>
+        <w:t xml:space="preserve">    </w:t>
+      </w:r>
+      <w:r>
+        <w:rPr>
+          <w:rStyle w:val="DataTypeTok"/>
+        </w:rPr>
+        <w:t xml:space="preserve">"winrm"</w:t>
+      </w:r>
+      <w:r>
+        <w:rPr>
+          <w:rStyle w:val="FunctionTok"/>
+        </w:rPr>
+        <w:t xml:space="preserve">:</w:t>
+      </w:r>
+      <w:r>
+        <w:rPr>
+          <w:rStyle w:val="NormalTok"/>
+        </w:rPr>
+        <w:t xml:space="preserve"> </w:t>
+      </w:r>
+      <w:r>
+        <w:rPr>
+          <w:rStyle w:val="FunctionTok"/>
+        </w:rPr>
+        <w:t xml:space="preserve">{</w:t>
+      </w:r>
+      <w:r>
+        <w:br/>
+      </w:r>
+      <w:r>
+        <w:rPr>
+          <w:rStyle w:val="NormalTok"/>
+        </w:rPr>
+        <w:t xml:space="preserve">      </w:t>
+      </w:r>
+      <w:r>
+        <w:rPr>
+          <w:rStyle w:val="DataTypeTok"/>
+        </w:rPr>
+        <w:t xml:space="preserve">"server"</w:t>
+      </w:r>
+      <w:r>
+        <w:rPr>
+          <w:rStyle w:val="FunctionTok"/>
+        </w:rPr>
+        <w:t xml:space="preserve">:</w:t>
+      </w:r>
+      <w:r>
+        <w:rPr>
+          <w:rStyle w:val="NormalTok"/>
+        </w:rPr>
+        <w:t xml:space="preserve"> </w:t>
+      </w:r>
+      <w:r>
+        <w:rPr>
+          <w:rStyle w:val="StringTok"/>
+        </w:rPr>
+        <w:t xml:space="preserve">"oneview.ad.example.com"</w:t>
+      </w:r>
+      <w:r>
+        <w:br/>
+      </w:r>
+      <w:r>
+        <w:rPr>
+          <w:rStyle w:val="NormalTok"/>
+        </w:rPr>
+        <w:t xml:space="preserve">    </w:t>
+      </w:r>
+      <w:r>
+        <w:rPr>
+          <w:rStyle w:val="FunctionTok"/>
+        </w:rPr>
+        <w:t xml:space="preserve">},</w:t>
+      </w:r>
+      <w:r>
+        <w:br/>
+      </w:r>
+      <w:r>
+        <w:rPr>
+          <w:rStyle w:val="NormalTok"/>
+        </w:rPr>
+        <w:t xml:space="preserve">    </w:t>
+      </w:r>
+      <w:r>
+        <w:rPr>
+          <w:rStyle w:val="DataTypeTok"/>
+        </w:rPr>
+        <w:t xml:space="preserve">"credentials"</w:t>
+      </w:r>
+      <w:r>
+        <w:rPr>
+          <w:rStyle w:val="FunctionTok"/>
+        </w:rPr>
+        <w:t xml:space="preserve">:</w:t>
+      </w:r>
+      <w:r>
+        <w:rPr>
+          <w:rStyle w:val="NormalTok"/>
+        </w:rPr>
+        <w:t xml:space="preserve"> </w:t>
+      </w:r>
+      <w:r>
+        <w:rPr>
+          <w:rStyle w:val="FunctionTok"/>
+        </w:rPr>
+        <w:t xml:space="preserve">{</w:t>
+      </w:r>
+      <w:r>
+        <w:br/>
+      </w:r>
+      <w:r>
+        <w:rPr>
+          <w:rStyle w:val="NormalTok"/>
+        </w:rPr>
+        <w:t xml:space="preserve">      </w:t>
+      </w:r>
+      <w:r>
+        <w:rPr>
+          <w:rStyle w:val="DataTypeTok"/>
+        </w:rPr>
+        <w:t xml:space="preserve">"username_env"</w:t>
+      </w:r>
+      <w:r>
+        <w:rPr>
+          <w:rStyle w:val="FunctionTok"/>
+        </w:rPr>
+        <w:t xml:space="preserve">:</w:t>
+      </w:r>
+      <w:r>
+        <w:rPr>
+          <w:rStyle w:val="NormalTok"/>
+        </w:rPr>
+        <w:t xml:space="preserve"> </w:t>
+      </w:r>
+      <w:r>
+        <w:rPr>
+          <w:rStyle w:val="StringTok"/>
+        </w:rPr>
+        <w:t xml:space="preserve">"ONEVIEW_USER"</w:t>
+      </w:r>
+      <w:r>
+        <w:rPr>
+          <w:rStyle w:val="FunctionTok"/>
+        </w:rPr>
+        <w:t xml:space="preserve">,</w:t>
+      </w:r>
+      <w:r>
+        <w:br/>
+      </w:r>
+      <w:r>
+        <w:rPr>
+          <w:rStyle w:val="NormalTok"/>
+        </w:rPr>
+        <w:t xml:space="preserve">      </w:t>
+      </w:r>
+      <w:r>
+        <w:rPr>
+          <w:rStyle w:val="DataTypeTok"/>
+        </w:rPr>
+        <w:t xml:space="preserve">"password_env"</w:t>
+      </w:r>
+      <w:r>
+        <w:rPr>
+          <w:rStyle w:val="FunctionTok"/>
+        </w:rPr>
+        <w:t xml:space="preserve">:</w:t>
+      </w:r>
+      <w:r>
+        <w:rPr>
+          <w:rStyle w:val="NormalTok"/>
+        </w:rPr>
+        <w:t xml:space="preserve"> </w:t>
+      </w:r>
+      <w:r>
+        <w:rPr>
+          <w:rStyle w:val="StringTok"/>
+        </w:rPr>
+        <w:t xml:space="preserve">"ONEVIEW_PASSWORD"</w:t>
+      </w:r>
+      <w:r>
+        <w:br/>
+      </w:r>
+      <w:r>
+        <w:rPr>
+          <w:rStyle w:val="NormalTok"/>
+        </w:rPr>
+        <w:t xml:space="preserve">    </w:t>
+      </w:r>
+      <w:r>
+        <w:rPr>
+          <w:rStyle w:val="FunctionTok"/>
+        </w:rPr>
+        <w:t xml:space="preserve">}</w:t>
+      </w:r>
+      <w:r>
+        <w:br/>
+      </w:r>
+      <w:r>
+        <w:rPr>
+          <w:rStyle w:val="NormalTok"/>
+        </w:rPr>
+        <w:t xml:space="preserve">  </w:t>
+      </w:r>
+      <w:r>
+        <w:rPr>
+          <w:rStyle w:val="FunctionTok"/>
+        </w:rPr>
+        <w:t xml:space="preserve">}</w:t>
+      </w:r>
+      <w:r>
+        <w:br/>
+      </w:r>
+      <w:r>
+        <w:rPr>
+          <w:rStyle w:val="FunctionTok"/>
+        </w:rPr>
+        <w:t xml:space="preserve">}</w:t>
+      </w:r>
+    </w:p>
     <w:bookmarkEnd w:id="15"/>
-    <w:bookmarkStart w:id="18" w:name="sec12"/>
-    <w:p>
-      <w:pPr>
-        <w:pStyle w:val="Heading2"/>
-      </w:pPr>
-      <w:r>
-        <w:t xml:space="preserve">Configuration Files</w:t>
-      </w:r>
-    </w:p>
     <w:bookmarkStart w:id="16" w:name="sec13"/>
     <w:p>
       <w:pPr>
@@ -880,7 +1145,7 @@
         <w:rPr>
           <w:rStyle w:val="VerbatimChar"/>
         </w:rPr>
-        <w:t xml:space="preserve">configs/oneview_config.json</w:t>
+        <w:t xml:space="preserve">configs/servers_catalogue.oneview.json</w:t>
       </w:r>
     </w:p>
     <w:p>
@@ -906,7 +1171,7 @@
         <w:rPr>
           <w:rStyle w:val="DataTypeTok"/>
         </w:rPr>
-        <w:t xml:space="preserve">"oneview"</w:t>
+        <w:t xml:space="preserve">"servers"</w:t>
       </w:r>
       <w:r>
         <w:rPr>
@@ -939,7 +1204,7 @@
         <w:rPr>
           <w:rStyle w:val="DataTypeTok"/>
         </w:rPr>
-        <w:t xml:space="preserve">"appliance"</w:t>
+        <w:t xml:space="preserve">"PROD-SERVER-01"</w:t>
       </w:r>
       <w:r>
         <w:rPr>
@@ -955,9 +1220,42 @@
       </w:r>
       <w:r>
         <w:rPr>
+          <w:rStyle w:val="FunctionTok"/>
+        </w:rPr>
+        <w:t xml:space="preserve">{</w:t>
+      </w:r>
+      <w:r>
+        <w:br/>
+      </w:r>
+      <w:r>
+        <w:rPr>
+          <w:rStyle w:val="NormalTok"/>
+        </w:rPr>
+        <w:t xml:space="preserve">      </w:t>
+      </w:r>
+      <w:r>
+        <w:rPr>
+          <w:rStyle w:val="DataTypeTok"/>
+        </w:rPr>
+        <w:t xml:space="preserve">"display_name"</w:t>
+      </w:r>
+      <w:r>
+        <w:rPr>
+          <w:rStyle w:val="FunctionTok"/>
+        </w:rPr>
+        <w:t xml:space="preserve">:</w:t>
+      </w:r>
+      <w:r>
+        <w:rPr>
+          <w:rStyle w:val="NormalTok"/>
+        </w:rPr>
+        <w:t xml:space="preserve"> </w:t>
+      </w:r>
+      <w:r>
+        <w:rPr>
           <w:rStyle w:val="StringTok"/>
         </w:rPr>
-        <w:t xml:space="preserve">"oneview.ad.example.com"</w:t>
+        <w:t xml:space="preserve">"Production Server 01"</w:t>
       </w:r>
       <w:r>
         <w:rPr>
@@ -972,13 +1270,178 @@
         <w:rPr>
           <w:rStyle w:val="NormalTok"/>
         </w:rPr>
+        <w:t xml:space="preserve">      </w:t>
+      </w:r>
+      <w:r>
+        <w:rPr>
+          <w:rStyle w:val="DataTypeTok"/>
+        </w:rPr>
+        <w:t xml:space="preserve">"ilo_ip"</w:t>
+      </w:r>
+      <w:r>
+        <w:rPr>
+          <w:rStyle w:val="FunctionTok"/>
+        </w:rPr>
+        <w:t xml:space="preserve">:</w:t>
+      </w:r>
+      <w:r>
+        <w:rPr>
+          <w:rStyle w:val="NormalTok"/>
+        </w:rPr>
+        <w:t xml:space="preserve"> </w:t>
+      </w:r>
+      <w:r>
+        <w:rPr>
+          <w:rStyle w:val="StringTok"/>
+        </w:rPr>
+        <w:t xml:space="preserve">"192.168.1.101"</w:t>
+      </w:r>
+      <w:r>
+        <w:rPr>
+          <w:rStyle w:val="FunctionTok"/>
+        </w:rPr>
+        <w:t xml:space="preserve">,</w:t>
+      </w:r>
+      <w:r>
+        <w:br/>
+      </w:r>
+      <w:r>
+        <w:rPr>
+          <w:rStyle w:val="NormalTok"/>
+        </w:rPr>
+        <w:t xml:space="preserve">      </w:t>
+      </w:r>
+      <w:r>
+        <w:rPr>
+          <w:rStyle w:val="DataTypeTok"/>
+        </w:rPr>
+        <w:t xml:space="preserve">"oneview_name"</w:t>
+      </w:r>
+      <w:r>
+        <w:rPr>
+          <w:rStyle w:val="FunctionTok"/>
+        </w:rPr>
+        <w:t xml:space="preserve">:</w:t>
+      </w:r>
+      <w:r>
+        <w:rPr>
+          <w:rStyle w:val="NormalTok"/>
+        </w:rPr>
+        <w:t xml:space="preserve"> </w:t>
+      </w:r>
+      <w:r>
+        <w:rPr>
+          <w:rStyle w:val="StringTok"/>
+        </w:rPr>
+        <w:t xml:space="preserve">"PROD-SERVER-01.ad.example.com"</w:t>
+      </w:r>
+      <w:r>
+        <w:rPr>
+          <w:rStyle w:val="FunctionTok"/>
+        </w:rPr>
+        <w:t xml:space="preserve">,</w:t>
+      </w:r>
+      <w:r>
+        <w:br/>
+      </w:r>
+      <w:r>
+        <w:rPr>
+          <w:rStyle w:val="NormalTok"/>
+        </w:rPr>
+        <w:t xml:space="preserve">      </w:t>
+      </w:r>
+      <w:r>
+        <w:rPr>
+          <w:rStyle w:val="DataTypeTok"/>
+        </w:rPr>
+        <w:t xml:space="preserve">"rack"</w:t>
+      </w:r>
+      <w:r>
+        <w:rPr>
+          <w:rStyle w:val="FunctionTok"/>
+        </w:rPr>
+        <w:t xml:space="preserve">:</w:t>
+      </w:r>
+      <w:r>
+        <w:rPr>
+          <w:rStyle w:val="NormalTok"/>
+        </w:rPr>
+        <w:t xml:space="preserve"> </w:t>
+      </w:r>
+      <w:r>
+        <w:rPr>
+          <w:rStyle w:val="StringTok"/>
+        </w:rPr>
+        <w:t xml:space="preserve">"Rack-A"</w:t>
+      </w:r>
+      <w:r>
+        <w:rPr>
+          <w:rStyle w:val="FunctionTok"/>
+        </w:rPr>
+        <w:t xml:space="preserve">,</w:t>
+      </w:r>
+      <w:r>
+        <w:br/>
+      </w:r>
+      <w:r>
+        <w:rPr>
+          <w:rStyle w:val="NormalTok"/>
+        </w:rPr>
+        <w:t xml:space="preserve">      </w:t>
+      </w:r>
+      <w:r>
+        <w:rPr>
+          <w:rStyle w:val="DataTypeTok"/>
+        </w:rPr>
+        <w:t xml:space="preserve">"environment"</w:t>
+      </w:r>
+      <w:r>
+        <w:rPr>
+          <w:rStyle w:val="FunctionTok"/>
+        </w:rPr>
+        <w:t xml:space="preserve">:</w:t>
+      </w:r>
+      <w:r>
+        <w:rPr>
+          <w:rStyle w:val="NormalTok"/>
+        </w:rPr>
+        <w:t xml:space="preserve"> </w:t>
+      </w:r>
+      <w:r>
+        <w:rPr>
+          <w:rStyle w:val="StringTok"/>
+        </w:rPr>
+        <w:t xml:space="preserve">"production"</w:t>
+      </w:r>
+      <w:r>
+        <w:br/>
+      </w:r>
+      <w:r>
+        <w:rPr>
+          <w:rStyle w:val="NormalTok"/>
+        </w:rPr>
         <w:t xml:space="preserve">    </w:t>
       </w:r>
       <w:r>
         <w:rPr>
+          <w:rStyle w:val="FunctionTok"/>
+        </w:rPr>
+        <w:t xml:space="preserve">},</w:t>
+      </w:r>
+      <w:r>
+        <w:br/>
+      </w:r>
+      <w:r>
+        <w:rPr>
+          <w:rStyle w:val="NormalTok"/>
+        </w:rPr>
+        <w:t xml:space="preserve">    </w:t>
+      </w:r>
+      <w:r>
+        <w:rPr>
           <w:rStyle w:val="DataTypeTok"/>
         </w:rPr>
-        <w:t xml:space="preserve">"module_name"</w:t>
+        <w:t xml:space="preserve">"STAGING-SERVER-01"</w:t>
       </w:r>
       <w:r>
         <w:rPr>
@@ -994,9 +1457,42 @@
       </w:r>
       <w:r>
         <w:rPr>
+          <w:rStyle w:val="FunctionTok"/>
+        </w:rPr>
+        <w:t xml:space="preserve">{</w:t>
+      </w:r>
+      <w:r>
+        <w:br/>
+      </w:r>
+      <w:r>
+        <w:rPr>
+          <w:rStyle w:val="NormalTok"/>
+        </w:rPr>
+        <w:t xml:space="preserve">      </w:t>
+      </w:r>
+      <w:r>
+        <w:rPr>
+          <w:rStyle w:val="DataTypeTok"/>
+        </w:rPr>
+        <w:t xml:space="preserve">"display_name"</w:t>
+      </w:r>
+      <w:r>
+        <w:rPr>
+          <w:rStyle w:val="FunctionTok"/>
+        </w:rPr>
+        <w:t xml:space="preserve">:</w:t>
+      </w:r>
+      <w:r>
+        <w:rPr>
+          <w:rStyle w:val="NormalTok"/>
+        </w:rPr>
+        <w:t xml:space="preserve"> </w:t>
+      </w:r>
+      <w:r>
+        <w:rPr>
           <w:rStyle w:val="StringTok"/>
         </w:rPr>
-        <w:t xml:space="preserve">"HPEOneView.1000"</w:t>
+        <w:t xml:space="preserve">"Staging Server 01"</w:t>
       </w:r>
       <w:r>
         <w:rPr>
@@ -1011,13 +1507,13 @@
         <w:rPr>
           <w:rStyle w:val="NormalTok"/>
         </w:rPr>
-        <w:t xml:space="preserve">    </w:t>
+        <w:t xml:space="preserve">      </w:t>
       </w:r>
       <w:r>
         <w:rPr>
           <w:rStyle w:val="DataTypeTok"/>
         </w:rPr>
-        <w:t xml:space="preserve">"use_winrm"</w:t>
+        <w:t xml:space="preserve">"ilo_ip"</w:t>
       </w:r>
       <w:r>
         <w:rPr>
@@ -1033,9 +1529,9 @@
       </w:r>
       <w:r>
         <w:rPr>
-          <w:rStyle w:val="KeywordTok"/>
-        </w:rPr>
-        <w:t xml:space="preserve">false</w:t>
+          <w:rStyle w:val="StringTok"/>
+        </w:rPr>
+        <w:t xml:space="preserve">"192.168.2.101"</w:t>
       </w:r>
       <w:r>
         <w:rPr>
@@ -1050,13 +1546,13 @@
         <w:rPr>
           <w:rStyle w:val="NormalTok"/>
         </w:rPr>
-        <w:t xml:space="preserve">    </w:t>
+        <w:t xml:space="preserve">      </w:t>
       </w:r>
       <w:r>
         <w:rPr>
           <w:rStyle w:val="DataTypeTok"/>
         </w:rPr>
-        <w:t xml:space="preserve">"winrm"</w:t>
+        <w:t xml:space="preserve">"oneview_name"</w:t>
       </w:r>
       <w:r>
         <w:rPr>
@@ -1072,9 +1568,15 @@
       </w:r>
       <w:r>
         <w:rPr>
-          <w:rStyle w:val="FunctionTok"/>
-        </w:rPr>
-        <w:t xml:space="preserve">{</w:t>
+          <w:rStyle w:val="StringTok"/>
+        </w:rPr>
+        <w:t xml:space="preserve">"STAGING-SERVER-01.ad.example.com"</w:t>
+      </w:r>
+      <w:r>
+        <w:rPr>
+          <w:rStyle w:val="FunctionTok"/>
+        </w:rPr>
+        <w:t xml:space="preserve">,</w:t>
       </w:r>
       <w:r>
         <w:br/>
@@ -1089,7 +1591,7 @@
         <w:rPr>
           <w:rStyle w:val="DataTypeTok"/>
         </w:rPr>
-        <w:t xml:space="preserve">"server"</w:t>
+        <w:t xml:space="preserve">"rack"</w:t>
       </w:r>
       <w:r>
         <w:rPr>
@@ -1107,37 +1609,28 @@
         <w:rPr>
           <w:rStyle w:val="StringTok"/>
         </w:rPr>
-        <w:t xml:space="preserve">"oneview.ad.example.com"</w:t>
-      </w:r>
-      <w:r>
-        <w:br/>
-      </w:r>
-      <w:r>
-        <w:rPr>
-          <w:rStyle w:val="NormalTok"/>
-        </w:rPr>
-        <w:t xml:space="preserve">    </w:t>
-      </w:r>
-      <w:r>
-        <w:rPr>
-          <w:rStyle w:val="FunctionTok"/>
-        </w:rPr>
-        <w:t xml:space="preserve">},</w:t>
-      </w:r>
-      <w:r>
-        <w:br/>
-      </w:r>
-      <w:r>
-        <w:rPr>
-          <w:rStyle w:val="NormalTok"/>
-        </w:rPr>
-        <w:t xml:space="preserve">    </w:t>
+        <w:t xml:space="preserve">"Rack-B"</w:t>
+      </w:r>
+      <w:r>
+        <w:rPr>
+          <w:rStyle w:val="FunctionTok"/>
+        </w:rPr>
+        <w:t xml:space="preserve">,</w:t>
+      </w:r>
+      <w:r>
+        <w:br/>
+      </w:r>
+      <w:r>
+        <w:rPr>
+          <w:rStyle w:val="NormalTok"/>
+        </w:rPr>
+        <w:t xml:space="preserve">      </w:t>
       </w:r>
       <w:r>
         <w:rPr>
           <w:rStyle w:val="DataTypeTok"/>
         </w:rPr>
-        <w:t xml:space="preserve">"credentials"</w:t>
+        <w:t xml:space="preserve">"environment"</w:t>
       </w:r>
       <w:r>
         <w:rPr>
@@ -1153,81 +1646,9 @@
       </w:r>
       <w:r>
         <w:rPr>
-          <w:rStyle w:val="FunctionTok"/>
-        </w:rPr>
-        <w:t xml:space="preserve">{</w:t>
-      </w:r>
-      <w:r>
-        <w:br/>
-      </w:r>
-      <w:r>
-        <w:rPr>
-          <w:rStyle w:val="NormalTok"/>
-        </w:rPr>
-        <w:t xml:space="preserve">      </w:t>
-      </w:r>
-      <w:r>
-        <w:rPr>
-          <w:rStyle w:val="DataTypeTok"/>
-        </w:rPr>
-        <w:t xml:space="preserve">"username_env"</w:t>
-      </w:r>
-      <w:r>
-        <w:rPr>
-          <w:rStyle w:val="FunctionTok"/>
-        </w:rPr>
-        <w:t xml:space="preserve">:</w:t>
-      </w:r>
-      <w:r>
-        <w:rPr>
-          <w:rStyle w:val="NormalTok"/>
-        </w:rPr>
-        <w:t xml:space="preserve"> </w:t>
-      </w:r>
-      <w:r>
-        <w:rPr>
           <w:rStyle w:val="StringTok"/>
         </w:rPr>
-        <w:t xml:space="preserve">"ONEVIEW_USER"</w:t>
-      </w:r>
-      <w:r>
-        <w:rPr>
-          <w:rStyle w:val="FunctionTok"/>
-        </w:rPr>
-        <w:t xml:space="preserve">,</w:t>
-      </w:r>
-      <w:r>
-        <w:br/>
-      </w:r>
-      <w:r>
-        <w:rPr>
-          <w:rStyle w:val="NormalTok"/>
-        </w:rPr>
-        <w:t xml:space="preserve">      </w:t>
-      </w:r>
-      <w:r>
-        <w:rPr>
-          <w:rStyle w:val="DataTypeTok"/>
-        </w:rPr>
-        <w:t xml:space="preserve">"password_env"</w:t>
-      </w:r>
-      <w:r>
-        <w:rPr>
-          <w:rStyle w:val="FunctionTok"/>
-        </w:rPr>
-        <w:t xml:space="preserve">:</w:t>
-      </w:r>
-      <w:r>
-        <w:rPr>
-          <w:rStyle w:val="NormalTok"/>
-        </w:rPr>
-        <w:t xml:space="preserve"> </w:t>
-      </w:r>
-      <w:r>
-        <w:rPr>
-          <w:rStyle w:val="StringTok"/>
-        </w:rPr>
-        <w:t xml:space="preserve">"ONEVIEW_PASSWORD"</w:t>
+        <w:t xml:space="preserve">"staging"</w:t>
       </w:r>
       <w:r>
         <w:br/>
@@ -1270,595 +1691,40 @@
       </w:r>
     </w:p>
     <w:bookmarkEnd w:id="16"/>
-    <w:bookmarkStart w:id="17" w:name="sec14"/>
+    <w:bookmarkEnd w:id="17"/>
+    <w:bookmarkStart w:id="21" w:name="sec14"/>
     <w:p>
       <w:pPr>
-        <w:pStyle w:val="Heading3"/>
-      </w:pPr>
-      <w:r>
-        <w:rPr>
-          <w:rStyle w:val="VerbatimChar"/>
-        </w:rPr>
-        <w:t xml:space="preserve">configs/servers_catalogue.oneview.json</w:t>
+        <w:pStyle w:val="Heading2"/>
+      </w:pPr>
+      <w:r>
+        <w:t xml:space="preserve">GitLab CI Integration</w:t>
       </w:r>
     </w:p>
     <w:p>
       <w:pPr>
-        <w:pStyle w:val="SourceCode"/>
-      </w:pPr>
-      <w:r>
-        <w:rPr>
-          <w:rStyle w:val="FunctionTok"/>
-        </w:rPr>
-        <w:t xml:space="preserve">{</w:t>
-      </w:r>
-      <w:r>
-        <w:br/>
-      </w:r>
-      <w:r>
-        <w:rPr>
-          <w:rStyle w:val="NormalTok"/>
-        </w:rPr>
-        <w:t xml:space="preserve">  </w:t>
-      </w:r>
-      <w:r>
-        <w:rPr>
-          <w:rStyle w:val="DataTypeTok"/>
-        </w:rPr>
-        <w:t xml:space="preserve">"servers"</w:t>
-      </w:r>
-      <w:r>
-        <w:rPr>
-          <w:rStyle w:val="FunctionTok"/>
-        </w:rPr>
-        <w:t xml:space="preserve">:</w:t>
-      </w:r>
-      <w:r>
-        <w:rPr>
-          <w:rStyle w:val="NormalTok"/>
-        </w:rPr>
-        <w:t xml:space="preserve"> </w:t>
-      </w:r>
-      <w:r>
-        <w:rPr>
-          <w:rStyle w:val="FunctionTok"/>
-        </w:rPr>
-        <w:t xml:space="preserve">{</w:t>
-      </w:r>
-      <w:r>
-        <w:br/>
-      </w:r>
-      <w:r>
-        <w:rPr>
-          <w:rStyle w:val="NormalTok"/>
-        </w:rPr>
-        <w:t xml:space="preserve">    </w:t>
-      </w:r>
-      <w:r>
-        <w:rPr>
-          <w:rStyle w:val="DataTypeTok"/>
-        </w:rPr>
-        <w:t xml:space="preserve">"PROD-SERVER-01"</w:t>
-      </w:r>
-      <w:r>
-        <w:rPr>
-          <w:rStyle w:val="FunctionTok"/>
-        </w:rPr>
-        <w:t xml:space="preserve">:</w:t>
-      </w:r>
-      <w:r>
-        <w:rPr>
-          <w:rStyle w:val="NormalTok"/>
-        </w:rPr>
-        <w:t xml:space="preserve"> </w:t>
-      </w:r>
-      <w:r>
-        <w:rPr>
-          <w:rStyle w:val="FunctionTok"/>
-        </w:rPr>
-        <w:t xml:space="preserve">{</w:t>
-      </w:r>
-      <w:r>
-        <w:br/>
-      </w:r>
-      <w:r>
-        <w:rPr>
-          <w:rStyle w:val="NormalTok"/>
-        </w:rPr>
-        <w:t xml:space="preserve">      </w:t>
-      </w:r>
-      <w:r>
-        <w:rPr>
-          <w:rStyle w:val="DataTypeTok"/>
-        </w:rPr>
-        <w:t xml:space="preserve">"display_name"</w:t>
-      </w:r>
-      <w:r>
-        <w:rPr>
-          <w:rStyle w:val="FunctionTok"/>
-        </w:rPr>
-        <w:t xml:space="preserve">:</w:t>
-      </w:r>
-      <w:r>
-        <w:rPr>
-          <w:rStyle w:val="NormalTok"/>
-        </w:rPr>
-        <w:t xml:space="preserve"> </w:t>
-      </w:r>
-      <w:r>
-        <w:rPr>
-          <w:rStyle w:val="StringTok"/>
-        </w:rPr>
-        <w:t xml:space="preserve">"Production Server 01"</w:t>
-      </w:r>
-      <w:r>
-        <w:rPr>
-          <w:rStyle w:val="FunctionTok"/>
-        </w:rPr>
-        <w:t xml:space="preserve">,</w:t>
-      </w:r>
-      <w:r>
-        <w:br/>
-      </w:r>
-      <w:r>
-        <w:rPr>
-          <w:rStyle w:val="NormalTok"/>
-        </w:rPr>
-        <w:t xml:space="preserve">      </w:t>
-      </w:r>
-      <w:r>
-        <w:rPr>
-          <w:rStyle w:val="DataTypeTok"/>
-        </w:rPr>
-        <w:t xml:space="preserve">"ilo_ip"</w:t>
-      </w:r>
-      <w:r>
-        <w:rPr>
-          <w:rStyle w:val="FunctionTok"/>
-        </w:rPr>
-        <w:t xml:space="preserve">:</w:t>
-      </w:r>
-      <w:r>
-        <w:rPr>
-          <w:rStyle w:val="NormalTok"/>
-        </w:rPr>
-        <w:t xml:space="preserve"> </w:t>
-      </w:r>
-      <w:r>
-        <w:rPr>
-          <w:rStyle w:val="StringTok"/>
-        </w:rPr>
-        <w:t xml:space="preserve">"192.168.1.101"</w:t>
-      </w:r>
-      <w:r>
-        <w:rPr>
-          <w:rStyle w:val="FunctionTok"/>
-        </w:rPr>
-        <w:t xml:space="preserve">,</w:t>
-      </w:r>
-      <w:r>
-        <w:br/>
-      </w:r>
-      <w:r>
-        <w:rPr>
-          <w:rStyle w:val="NormalTok"/>
-        </w:rPr>
-        <w:t xml:space="preserve">      </w:t>
-      </w:r>
-      <w:r>
-        <w:rPr>
-          <w:rStyle w:val="DataTypeTok"/>
-        </w:rPr>
-        <w:t xml:space="preserve">"oneview_name"</w:t>
-      </w:r>
-      <w:r>
-        <w:rPr>
-          <w:rStyle w:val="FunctionTok"/>
-        </w:rPr>
-        <w:t xml:space="preserve">:</w:t>
-      </w:r>
-      <w:r>
-        <w:rPr>
-          <w:rStyle w:val="NormalTok"/>
-        </w:rPr>
-        <w:t xml:space="preserve"> </w:t>
-      </w:r>
-      <w:r>
-        <w:rPr>
-          <w:rStyle w:val="StringTok"/>
-        </w:rPr>
-        <w:t xml:space="preserve">"PROD-SERVER-01.ad.example.com"</w:t>
-      </w:r>
-      <w:r>
-        <w:rPr>
-          <w:rStyle w:val="FunctionTok"/>
-        </w:rPr>
-        <w:t xml:space="preserve">,</w:t>
-      </w:r>
-      <w:r>
-        <w:br/>
-      </w:r>
-      <w:r>
-        <w:rPr>
-          <w:rStyle w:val="NormalTok"/>
-        </w:rPr>
-        <w:t xml:space="preserve">      </w:t>
-      </w:r>
-      <w:r>
-        <w:rPr>
-          <w:rStyle w:val="DataTypeTok"/>
-        </w:rPr>
-        <w:t xml:space="preserve">"rack"</w:t>
-      </w:r>
-      <w:r>
-        <w:rPr>
-          <w:rStyle w:val="FunctionTok"/>
-        </w:rPr>
-        <w:t xml:space="preserve">:</w:t>
-      </w:r>
-      <w:r>
-        <w:rPr>
-          <w:rStyle w:val="NormalTok"/>
-        </w:rPr>
-        <w:t xml:space="preserve"> </w:t>
-      </w:r>
-      <w:r>
-        <w:rPr>
-          <w:rStyle w:val="StringTok"/>
-        </w:rPr>
-        <w:t xml:space="preserve">"Rack-A"</w:t>
-      </w:r>
-      <w:r>
-        <w:rPr>
-          <w:rStyle w:val="FunctionTok"/>
-        </w:rPr>
-        <w:t xml:space="preserve">,</w:t>
-      </w:r>
-      <w:r>
-        <w:br/>
-      </w:r>
-      <w:r>
-        <w:rPr>
-          <w:rStyle w:val="NormalTok"/>
-        </w:rPr>
-        <w:t xml:space="preserve">      </w:t>
-      </w:r>
-      <w:r>
-        <w:rPr>
-          <w:rStyle w:val="DataTypeTok"/>
-        </w:rPr>
-        <w:t xml:space="preserve">"environment"</w:t>
-      </w:r>
-      <w:r>
-        <w:rPr>
-          <w:rStyle w:val="FunctionTok"/>
-        </w:rPr>
-        <w:t xml:space="preserve">:</w:t>
-      </w:r>
-      <w:r>
-        <w:rPr>
-          <w:rStyle w:val="NormalTok"/>
-        </w:rPr>
-        <w:t xml:space="preserve"> </w:t>
-      </w:r>
-      <w:r>
-        <w:rPr>
-          <w:rStyle w:val="StringTok"/>
-        </w:rPr>
-        <w:t xml:space="preserve">"production"</w:t>
-      </w:r>
-      <w:r>
-        <w:br/>
-      </w:r>
-      <w:r>
-        <w:rPr>
-          <w:rStyle w:val="NormalTok"/>
-        </w:rPr>
-        <w:t xml:space="preserve">    </w:t>
-      </w:r>
-      <w:r>
-        <w:rPr>
-          <w:rStyle w:val="FunctionTok"/>
-        </w:rPr>
-        <w:t xml:space="preserve">},</w:t>
-      </w:r>
-      <w:r>
-        <w:br/>
-      </w:r>
-      <w:r>
-        <w:rPr>
-          <w:rStyle w:val="NormalTok"/>
-        </w:rPr>
-        <w:t xml:space="preserve">    </w:t>
-      </w:r>
-      <w:r>
-        <w:rPr>
-          <w:rStyle w:val="DataTypeTok"/>
-        </w:rPr>
-        <w:t xml:space="preserve">"STAGING-SERVER-01"</w:t>
-      </w:r>
-      <w:r>
-        <w:rPr>
-          <w:rStyle w:val="FunctionTok"/>
-        </w:rPr>
-        <w:t xml:space="preserve">:</w:t>
-      </w:r>
-      <w:r>
-        <w:rPr>
-          <w:rStyle w:val="NormalTok"/>
-        </w:rPr>
-        <w:t xml:space="preserve"> </w:t>
-      </w:r>
-      <w:r>
-        <w:rPr>
-          <w:rStyle w:val="FunctionTok"/>
-        </w:rPr>
-        <w:t xml:space="preserve">{</w:t>
-      </w:r>
-      <w:r>
-        <w:br/>
-      </w:r>
-      <w:r>
-        <w:rPr>
-          <w:rStyle w:val="NormalTok"/>
-        </w:rPr>
-        <w:t xml:space="preserve">      </w:t>
-      </w:r>
-      <w:r>
-        <w:rPr>
-          <w:rStyle w:val="DataTypeTok"/>
-        </w:rPr>
-        <w:t xml:space="preserve">"display_name"</w:t>
-      </w:r>
-      <w:r>
-        <w:rPr>
-          <w:rStyle w:val="FunctionTok"/>
-        </w:rPr>
-        <w:t xml:space="preserve">:</w:t>
-      </w:r>
-      <w:r>
-        <w:rPr>
-          <w:rStyle w:val="NormalTok"/>
-        </w:rPr>
-        <w:t xml:space="preserve"> </w:t>
-      </w:r>
-      <w:r>
-        <w:rPr>
-          <w:rStyle w:val="StringTok"/>
-        </w:rPr>
-        <w:t xml:space="preserve">"Staging Server 01"</w:t>
-      </w:r>
-      <w:r>
-        <w:rPr>
-          <w:rStyle w:val="FunctionTok"/>
-        </w:rPr>
-        <w:t xml:space="preserve">,</w:t>
-      </w:r>
-      <w:r>
-        <w:br/>
-      </w:r>
-      <w:r>
-        <w:rPr>
-          <w:rStyle w:val="NormalTok"/>
-        </w:rPr>
-        <w:t xml:space="preserve">      </w:t>
-      </w:r>
-      <w:r>
-        <w:rPr>
-          <w:rStyle w:val="DataTypeTok"/>
-        </w:rPr>
-        <w:t xml:space="preserve">"ilo_ip"</w:t>
-      </w:r>
-      <w:r>
-        <w:rPr>
-          <w:rStyle w:val="FunctionTok"/>
-        </w:rPr>
-        <w:t xml:space="preserve">:</w:t>
-      </w:r>
-      <w:r>
-        <w:rPr>
-          <w:rStyle w:val="NormalTok"/>
-        </w:rPr>
-        <w:t xml:space="preserve"> </w:t>
-      </w:r>
-      <w:r>
-        <w:rPr>
-          <w:rStyle w:val="StringTok"/>
-        </w:rPr>
-        <w:t xml:space="preserve">"192.168.2.101"</w:t>
-      </w:r>
-      <w:r>
-        <w:rPr>
-          <w:rStyle w:val="FunctionTok"/>
-        </w:rPr>
-        <w:t xml:space="preserve">,</w:t>
-      </w:r>
-      <w:r>
-        <w:br/>
-      </w:r>
-      <w:r>
-        <w:rPr>
-          <w:rStyle w:val="NormalTok"/>
-        </w:rPr>
-        <w:t xml:space="preserve">      </w:t>
-      </w:r>
-      <w:r>
-        <w:rPr>
-          <w:rStyle w:val="DataTypeTok"/>
-        </w:rPr>
-        <w:t xml:space="preserve">"oneview_name"</w:t>
-      </w:r>
-      <w:r>
-        <w:rPr>
-          <w:rStyle w:val="FunctionTok"/>
-        </w:rPr>
-        <w:t xml:space="preserve">:</w:t>
-      </w:r>
-      <w:r>
-        <w:rPr>
-          <w:rStyle w:val="NormalTok"/>
-        </w:rPr>
-        <w:t xml:space="preserve"> </w:t>
-      </w:r>
-      <w:r>
-        <w:rPr>
-          <w:rStyle w:val="StringTok"/>
-        </w:rPr>
-        <w:t xml:space="preserve">"STAGING-SERVER-01.ad.example.com"</w:t>
-      </w:r>
-      <w:r>
-        <w:rPr>
-          <w:rStyle w:val="FunctionTok"/>
-        </w:rPr>
-        <w:t xml:space="preserve">,</w:t>
-      </w:r>
-      <w:r>
-        <w:br/>
-      </w:r>
-      <w:r>
-        <w:rPr>
-          <w:rStyle w:val="NormalTok"/>
-        </w:rPr>
-        <w:t xml:space="preserve">      </w:t>
-      </w:r>
-      <w:r>
-        <w:rPr>
-          <w:rStyle w:val="DataTypeTok"/>
-        </w:rPr>
-        <w:t xml:space="preserve">"rack"</w:t>
-      </w:r>
-      <w:r>
-        <w:rPr>
-          <w:rStyle w:val="FunctionTok"/>
-        </w:rPr>
-        <w:t xml:space="preserve">:</w:t>
-      </w:r>
-      <w:r>
-        <w:rPr>
-          <w:rStyle w:val="NormalTok"/>
-        </w:rPr>
-        <w:t xml:space="preserve"> </w:t>
-      </w:r>
-      <w:r>
-        <w:rPr>
-          <w:rStyle w:val="StringTok"/>
-        </w:rPr>
-        <w:t xml:space="preserve">"Rack-B"</w:t>
-      </w:r>
-      <w:r>
-        <w:rPr>
-          <w:rStyle w:val="FunctionTok"/>
-        </w:rPr>
-        <w:t xml:space="preserve">,</w:t>
-      </w:r>
-      <w:r>
-        <w:br/>
-      </w:r>
-      <w:r>
-        <w:rPr>
-          <w:rStyle w:val="NormalTok"/>
-        </w:rPr>
-        <w:t xml:space="preserve">      </w:t>
-      </w:r>
-      <w:r>
-        <w:rPr>
-          <w:rStyle w:val="DataTypeTok"/>
-        </w:rPr>
-        <w:t xml:space="preserve">"environment"</w:t>
-      </w:r>
-      <w:r>
-        <w:rPr>
-          <w:rStyle w:val="FunctionTok"/>
-        </w:rPr>
-        <w:t xml:space="preserve">:</w:t>
-      </w:r>
-      <w:r>
-        <w:rPr>
-          <w:rStyle w:val="NormalTok"/>
-        </w:rPr>
-        <w:t xml:space="preserve"> </w:t>
-      </w:r>
-      <w:r>
-        <w:rPr>
-          <w:rStyle w:val="StringTok"/>
-        </w:rPr>
-        <w:t xml:space="preserve">"staging"</w:t>
-      </w:r>
-      <w:r>
-        <w:br/>
-      </w:r>
-      <w:r>
-        <w:rPr>
-          <w:rStyle w:val="NormalTok"/>
-        </w:rPr>
-        <w:t xml:space="preserve">    </w:t>
-      </w:r>
-      <w:r>
-        <w:rPr>
-          <w:rStyle w:val="FunctionTok"/>
-        </w:rPr>
-        <w:t xml:space="preserve">}</w:t>
-      </w:r>
-      <w:r>
-        <w:br/>
-      </w:r>
-      <w:r>
-        <w:rPr>
-          <w:rStyle w:val="NormalTok"/>
-        </w:rPr>
-        <w:t xml:space="preserve">  </w:t>
-      </w:r>
-      <w:r>
-        <w:rPr>
-          <w:rStyle w:val="FunctionTok"/>
-        </w:rPr>
-        <w:t xml:space="preserve">}</w:t>
-      </w:r>
-      <w:r>
-        <w:br/>
-      </w:r>
-      <w:r>
-        <w:rPr>
-          <w:rStyle w:val="FunctionTok"/>
-        </w:rPr>
-        <w:t xml:space="preserve">}</w:t>
+        <w:pStyle w:val="FirstParagraph"/>
+      </w:pPr>
+      <w:r>
+        <w:t xml:space="preserve">In GitLab CI, secrets are fetched automatically via the</w:t>
+      </w:r>
+      <w:r>
+        <w:t xml:space="preserve"> </w:t>
+      </w:r>
+      <w:r>
+        <w:rPr>
+          <w:rStyle w:val="VerbatimChar"/>
+        </w:rPr>
+        <w:t xml:space="preserve">cyberark-bootstrap</w:t>
+      </w:r>
+      <w:r>
+        <w:t xml:space="preserve"> </w:t>
+      </w:r>
+      <w:r>
+        <w:t xml:space="preserve">job before any maintenance operations.</w:t>
       </w:r>
     </w:p>
-    <w:bookmarkEnd w:id="17"/>
-    <w:bookmarkEnd w:id="18"/>
-    <w:bookmarkStart w:id="22" w:name="sec15"/>
-    <w:p>
-      <w:pPr>
-        <w:pStyle w:val="Heading2"/>
-      </w:pPr>
-      <w:r>
-        <w:t xml:space="preserve">GitLab CI Integration</w:t>
-      </w:r>
-    </w:p>
-    <w:p>
-      <w:pPr>
-        <w:pStyle w:val="FirstParagraph"/>
-      </w:pPr>
-      <w:r>
-        <w:t xml:space="preserve">In GitLab CI, secrets are fetched automatically via the</w:t>
-      </w:r>
-      <w:r>
-        <w:t xml:space="preserve"> </w:t>
-      </w:r>
-      <w:r>
-        <w:rPr>
-          <w:rStyle w:val="VerbatimChar"/>
-        </w:rPr>
-        <w:t xml:space="preserve">cyberark-bootstrap</w:t>
-      </w:r>
-      <w:r>
-        <w:t xml:space="preserve"> </w:t>
-      </w:r>
-      <w:r>
-        <w:t xml:space="preserve">job before any maintenance operations.</w:t>
-      </w:r>
-    </w:p>
-    <w:bookmarkStart w:id="19" w:name="sec16"/>
+    <w:bookmarkStart w:id="18" w:name="sec15"/>
     <w:p>
       <w:pPr>
         <w:pStyle w:val="Heading3"/>
@@ -2008,6 +1874,172 @@
         </w:tc>
       </w:tr>
     </w:tbl>
+    <w:bookmarkEnd w:id="18"/>
+    <w:bookmarkStart w:id="19" w:name="sec16"/>
+    <w:p>
+      <w:pPr>
+        <w:pStyle w:val="Heading3"/>
+      </w:pPr>
+      <w:r>
+        <w:t xml:space="preserve">How it works</w:t>
+      </w:r>
+    </w:p>
+    <w:p>
+      <w:pPr>
+        <w:pStyle w:val="Compact"/>
+        <w:numPr>
+          <w:ilvl w:val="0"/>
+          <w:numId w:val="1005"/>
+        </w:numPr>
+      </w:pPr>
+      <w:r>
+        <w:t xml:space="preserve">The</w:t>
+      </w:r>
+      <w:r>
+        <w:t xml:space="preserve"> </w:t>
+      </w:r>
+      <w:r>
+        <w:rPr>
+          <w:rStyle w:val="VerbatimChar"/>
+        </w:rPr>
+        <w:t xml:space="preserve">cyberark-bootstrap</w:t>
+      </w:r>
+      <w:r>
+        <w:t xml:space="preserve"> </w:t>
+      </w:r>
+      <w:r>
+        <w:t xml:space="preserve">job runs</w:t>
+      </w:r>
+      <w:r>
+        <w:t xml:space="preserve"> </w:t>
+      </w:r>
+      <w:r>
+        <w:rPr>
+          <w:rStyle w:val="VerbatimChar"/>
+        </w:rPr>
+        <w:t xml:space="preserve">scripts/cyberark-bootstrap.ps1</w:t>
+      </w:r>
+    </w:p>
+    <w:p>
+      <w:pPr>
+        <w:pStyle w:val="Compact"/>
+        <w:numPr>
+          <w:ilvl w:val="0"/>
+          <w:numId w:val="1005"/>
+        </w:numPr>
+      </w:pPr>
+      <w:r>
+        <w:t xml:space="preserve">It queries the CyberArk REST API for</w:t>
+      </w:r>
+      <w:r>
+        <w:t xml:space="preserve"> </w:t>
+      </w:r>
+      <w:r>
+        <w:rPr>
+          <w:rStyle w:val="VerbatimChar"/>
+        </w:rPr>
+        <w:t xml:space="preserve">ONEVIEW_USER</w:t>
+      </w:r>
+      <w:r>
+        <w:t xml:space="preserve"> </w:t>
+      </w:r>
+      <w:r>
+        <w:t xml:space="preserve">and</w:t>
+      </w:r>
+      <w:r>
+        <w:t xml:space="preserve"> </w:t>
+      </w:r>
+      <w:r>
+        <w:rPr>
+          <w:rStyle w:val="VerbatimChar"/>
+        </w:rPr>
+        <w:t xml:space="preserve">ONEVIEW_PASSWORD</w:t>
+      </w:r>
+    </w:p>
+    <w:p>
+      <w:pPr>
+        <w:pStyle w:val="Compact"/>
+        <w:numPr>
+          <w:ilvl w:val="0"/>
+          <w:numId w:val="1005"/>
+        </w:numPr>
+      </w:pPr>
+      <w:r>
+        <w:t xml:space="preserve">Secrets are exported to</w:t>
+      </w:r>
+      <w:r>
+        <w:t xml:space="preserve"> </w:t>
+      </w:r>
+      <w:r>
+        <w:rPr>
+          <w:rStyle w:val="VerbatimChar"/>
+        </w:rPr>
+        <w:t xml:space="preserve">secrets.env</w:t>
+      </w:r>
+      <w:r>
+        <w:t xml:space="preserve"> </w:t>
+      </w:r>
+      <w:r>
+        <w:t xml:space="preserve">as artifacts</w:t>
+      </w:r>
+    </w:p>
+    <w:p>
+      <w:pPr>
+        <w:pStyle w:val="Compact"/>
+        <w:numPr>
+          <w:ilvl w:val="0"/>
+          <w:numId w:val="1005"/>
+        </w:numPr>
+      </w:pPr>
+      <w:r>
+        <w:t xml:space="preserve">Subsequent maintenance jobs source</w:t>
+      </w:r>
+      <w:r>
+        <w:t xml:space="preserve"> </w:t>
+      </w:r>
+      <w:r>
+        <w:rPr>
+          <w:rStyle w:val="VerbatimChar"/>
+        </w:rPr>
+        <w:t xml:space="preserve">secrets.env</w:t>
+      </w:r>
+      <w:r>
+        <w:t xml:space="preserve"> </w:t>
+      </w:r>
+      <w:r>
+        <w:t xml:space="preserve">to set environment variables</w:t>
+      </w:r>
+    </w:p>
+    <w:p>
+      <w:pPr>
+        <w:pStyle w:val="Compact"/>
+        <w:numPr>
+          <w:ilvl w:val="0"/>
+          <w:numId w:val="1005"/>
+        </w:numPr>
+      </w:pPr>
+      <w:r>
+        <w:rPr>
+          <w:rStyle w:val="VerbatimChar"/>
+        </w:rPr>
+        <w:t xml:space="preserve">Set-MaintenanceMode</w:t>
+      </w:r>
+      <w:r>
+        <w:t xml:space="preserve"> </w:t>
+      </w:r>
+      <w:r>
+        <w:t xml:space="preserve">reads these variables via</w:t>
+      </w:r>
+      <w:r>
+        <w:t xml:space="preserve"> </w:t>
+      </w:r>
+      <w:r>
+        <w:rPr>
+          <w:rStyle w:val="VerbatimChar"/>
+        </w:rPr>
+        <w:t xml:space="preserve">Get-OneViewCredentials</w:t>
+      </w:r>
+    </w:p>
     <w:bookmarkEnd w:id="19"/>
     <w:bookmarkStart w:id="20" w:name="sec17"/>
     <w:p>
@@ -2015,1368 +2047,1202 @@
         <w:pStyle w:val="Heading3"/>
       </w:pPr>
       <w:r>
-        <w:t xml:space="preserve">How it works</w:t>
+        <w:t xml:space="preserve">Manual Testing</w:t>
       </w:r>
     </w:p>
     <w:p>
       <w:pPr>
-        <w:pStyle w:val="Compact"/>
-        <w:numPr>
-          <w:ilvl w:val="0"/>
-          <w:numId w:val="1006"/>
-        </w:numPr>
-      </w:pPr>
-      <w:r>
-        <w:t xml:space="preserve">The</w:t>
-      </w:r>
-      <w:r>
-        <w:t xml:space="preserve"> </w:t>
-      </w:r>
-      <w:r>
-        <w:rPr>
-          <w:rStyle w:val="VerbatimChar"/>
+        <w:pStyle w:val="SourceCode"/>
+      </w:pPr>
+      <w:r>
+        <w:rPr>
+          <w:rStyle w:val="CommentTok"/>
+        </w:rPr>
+        <w:t xml:space="preserve"># Set variables manually for local testing {#sec18}</w:t>
+      </w:r>
+      <w:r>
+        <w:br/>
+      </w:r>
+      <w:r>
+        <w:rPr>
+          <w:rStyle w:val="VariableTok"/>
+        </w:rPr>
+        <w:t xml:space="preserve">$env</w:t>
+      </w:r>
+      <w:r>
+        <w:rPr>
+          <w:rStyle w:val="OperatorTok"/>
+        </w:rPr>
+        <w:t xml:space="preserve">:</w:t>
+      </w:r>
+      <w:r>
+        <w:rPr>
+          <w:rStyle w:val="VariableTok"/>
+        </w:rPr>
+        <w:t xml:space="preserve">ONEVIEW_USER</w:t>
+      </w:r>
+      <w:r>
+        <w:rPr>
+          <w:rStyle w:val="NormalTok"/>
+        </w:rPr>
+        <w:t xml:space="preserve"> </w:t>
+      </w:r>
+      <w:r>
+        <w:rPr>
+          <w:rStyle w:val="OperatorTok"/>
+        </w:rPr>
+        <w:t xml:space="preserve">=</w:t>
+      </w:r>
+      <w:r>
+        <w:rPr>
+          <w:rStyle w:val="NormalTok"/>
+        </w:rPr>
+        <w:t xml:space="preserve"> </w:t>
+      </w:r>
+      <w:r>
+        <w:rPr>
+          <w:rStyle w:val="StringTok"/>
+        </w:rPr>
+        <w:t xml:space="preserve">'oneview_admin'</w:t>
+      </w:r>
+      <w:r>
+        <w:br/>
+      </w:r>
+      <w:r>
+        <w:rPr>
+          <w:rStyle w:val="VariableTok"/>
+        </w:rPr>
+        <w:t xml:space="preserve">$env</w:t>
+      </w:r>
+      <w:r>
+        <w:rPr>
+          <w:rStyle w:val="OperatorTok"/>
+        </w:rPr>
+        <w:t xml:space="preserve">:</w:t>
+      </w:r>
+      <w:r>
+        <w:rPr>
+          <w:rStyle w:val="VariableTok"/>
+        </w:rPr>
+        <w:t xml:space="preserve">ONEVIEW_PASSWORD</w:t>
+      </w:r>
+      <w:r>
+        <w:rPr>
+          <w:rStyle w:val="NormalTok"/>
+        </w:rPr>
+        <w:t xml:space="preserve"> </w:t>
+      </w:r>
+      <w:r>
+        <w:rPr>
+          <w:rStyle w:val="OperatorTok"/>
+        </w:rPr>
+        <w:t xml:space="preserve">=</w:t>
+      </w:r>
+      <w:r>
+        <w:rPr>
+          <w:rStyle w:val="NormalTok"/>
+        </w:rPr>
+        <w:t xml:space="preserve"> </w:t>
+      </w:r>
+      <w:r>
+        <w:rPr>
+          <w:rStyle w:val="StringTok"/>
+        </w:rPr>
+        <w:t xml:space="preserve">'SecurePassword123!'</w:t>
+      </w:r>
+      <w:r>
+        <w:br/>
+      </w:r>
+      <w:r>
+        <w:br/>
+      </w:r>
+      <w:r>
+        <w:rPr>
+          <w:rStyle w:val="CommentTok"/>
+        </w:rPr>
+        <w:t xml:space="preserve"># Or run the bootstrap script locally (requires network access to CyberArk) {#sec19}</w:t>
+      </w:r>
+      <w:r>
+        <w:br/>
+      </w:r>
+      <w:r>
+        <w:rPr>
+          <w:rStyle w:val="NormalTok"/>
+        </w:rPr>
+        <w:t xml:space="preserve">pwsh </w:t>
+      </w:r>
+      <w:r>
+        <w:rPr>
+          <w:rStyle w:val="OperatorTok"/>
+        </w:rPr>
+        <w:t xml:space="preserve">-</w:t>
+      </w:r>
+      <w:r>
+        <w:rPr>
+          <w:rStyle w:val="NormalTok"/>
+        </w:rPr>
+        <w:t xml:space="preserve">File </w:t>
+      </w:r>
+      <w:r>
+        <w:rPr>
+          <w:rStyle w:val="OperatorTok"/>
+        </w:rPr>
+        <w:t xml:space="preserve">./</w:t>
+      </w:r>
+      <w:r>
+        <w:rPr>
+          <w:rStyle w:val="NormalTok"/>
+        </w:rPr>
+        <w:t xml:space="preserve">scripts</w:t>
+      </w:r>
+      <w:r>
+        <w:rPr>
+          <w:rStyle w:val="OperatorTok"/>
+        </w:rPr>
+        <w:t xml:space="preserve">/</w:t>
+      </w:r>
+      <w:r>
+        <w:rPr>
+          <w:rStyle w:val="NormalTok"/>
         </w:rPr>
         <w:t xml:space="preserve">cyberark-bootstrap</w:t>
       </w:r>
       <w:r>
-        <w:t xml:space="preserve"> </w:t>
-      </w:r>
-      <w:r>
-        <w:t xml:space="preserve">job runs</w:t>
-      </w:r>
-      <w:r>
-        <w:t xml:space="preserve"> </w:t>
-      </w:r>
-      <w:r>
-        <w:rPr>
-          <w:rStyle w:val="VerbatimChar"/>
-        </w:rPr>
-        <w:t xml:space="preserve">scripts/cyberark-bootstrap.ps1</w:t>
+        <w:rPr>
+          <w:rStyle w:val="OperatorTok"/>
+        </w:rPr>
+        <w:t xml:space="preserve">.</w:t>
+      </w:r>
+      <w:r>
+        <w:rPr>
+          <w:rStyle w:val="FunctionTok"/>
+        </w:rPr>
+        <w:t xml:space="preserve">ps1</w:t>
+      </w:r>
+      <w:r>
+        <w:rPr>
+          <w:rStyle w:val="NormalTok"/>
+        </w:rPr>
+        <w:t xml:space="preserve"> </w:t>
+      </w:r>
+      <w:r>
+        <w:rPr>
+          <w:rStyle w:val="OperatorTok"/>
+        </w:rPr>
+        <w:t xml:space="preserve">-</w:t>
+      </w:r>
+      <w:r>
+        <w:rPr>
+          <w:rStyle w:val="NormalTok"/>
+        </w:rPr>
+        <w:t xml:space="preserve">CyberArkUrl </w:t>
+      </w:r>
+      <w:r>
+        <w:rPr>
+          <w:rStyle w:val="StringTok"/>
+        </w:rPr>
+        <w:t xml:space="preserve">"https://cyberark-ccp:443/AIMWebService/API/Accounts"</w:t>
+      </w:r>
+      <w:r>
+        <w:rPr>
+          <w:rStyle w:val="NormalTok"/>
+        </w:rPr>
+        <w:t xml:space="preserve"> </w:t>
+      </w:r>
+      <w:r>
+        <w:rPr>
+          <w:rStyle w:val="OperatorTok"/>
+        </w:rPr>
+        <w:t xml:space="preserve">-</w:t>
+      </w:r>
+      <w:r>
+        <w:rPr>
+          <w:rStyle w:val="NormalTok"/>
+        </w:rPr>
+        <w:t xml:space="preserve">AppId </w:t>
+      </w:r>
+      <w:r>
+        <w:rPr>
+          <w:rStyle w:val="StringTok"/>
+        </w:rPr>
+        <w:t xml:space="preserve">"ci"</w:t>
+      </w:r>
+    </w:p>
+    <w:bookmarkEnd w:id="20"/>
+    <w:bookmarkEnd w:id="21"/>
+    <w:bookmarkStart w:id="22" w:name="sec20"/>
+    <w:p>
+      <w:pPr>
+        <w:pStyle w:val="Heading2"/>
+      </w:pPr>
+      <w:r>
+        <w:t xml:space="preserve">Setup Script</w:t>
       </w:r>
     </w:p>
     <w:p>
       <w:pPr>
-        <w:pStyle w:val="Compact"/>
-        <w:numPr>
-          <w:ilvl w:val="0"/>
-          <w:numId w:val="1006"/>
-        </w:numPr>
-      </w:pPr>
-      <w:r>
-        <w:t xml:space="preserve">It queries the CyberArk REST API for</w:t>
-      </w:r>
-      <w:r>
-        <w:t xml:space="preserve"> </w:t>
-      </w:r>
-      <w:r>
-        <w:rPr>
-          <w:rStyle w:val="VerbatimChar"/>
-        </w:rPr>
-        <w:t xml:space="preserve">ONEVIEW_USER</w:t>
-      </w:r>
-      <w:r>
-        <w:t xml:space="preserve"> </w:t>
-      </w:r>
-      <w:r>
-        <w:t xml:space="preserve">and</w:t>
-      </w:r>
-      <w:r>
-        <w:t xml:space="preserve"> </w:t>
-      </w:r>
-      <w:r>
-        <w:rPr>
-          <w:rStyle w:val="VerbatimChar"/>
-        </w:rPr>
-        <w:t xml:space="preserve">ONEVIEW_PASSWORD</w:t>
+        <w:pStyle w:val="SourceCode"/>
+      </w:pPr>
+      <w:r>
+        <w:rPr>
+          <w:rStyle w:val="CommentTok"/>
+        </w:rPr>
+        <w:t xml:space="preserve"># scripts/setup-oneview.ps1 {#sec21}</w:t>
+      </w:r>
+      <w:r>
+        <w:br/>
+      </w:r>
+      <w:r>
+        <w:rPr>
+          <w:rStyle w:val="KeywordTok"/>
+        </w:rPr>
+        <w:t xml:space="preserve">param</w:t>
+      </w:r>
+      <w:r>
+        <w:rPr>
+          <w:rStyle w:val="OperatorTok"/>
+        </w:rPr>
+        <w:t xml:space="preserve">([</w:t>
+      </w:r>
+      <w:r>
+        <w:rPr>
+          <w:rStyle w:val="DataTypeTok"/>
+        </w:rPr>
+        <w:t xml:space="preserve">string</w:t>
+      </w:r>
+      <w:r>
+        <w:rPr>
+          <w:rStyle w:val="OperatorTok"/>
+        </w:rPr>
+        <w:t xml:space="preserve">]</w:t>
+      </w:r>
+      <w:r>
+        <w:rPr>
+          <w:rStyle w:val="VariableTok"/>
+        </w:rPr>
+        <w:t xml:space="preserve">$ConfigDir</w:t>
+      </w:r>
+      <w:r>
+        <w:rPr>
+          <w:rStyle w:val="NormalTok"/>
+        </w:rPr>
+        <w:t xml:space="preserve"> </w:t>
+      </w:r>
+      <w:r>
+        <w:rPr>
+          <w:rStyle w:val="OperatorTok"/>
+        </w:rPr>
+        <w:t xml:space="preserve">=</w:t>
+      </w:r>
+      <w:r>
+        <w:rPr>
+          <w:rStyle w:val="NormalTok"/>
+        </w:rPr>
+        <w:t xml:space="preserve"> </w:t>
+      </w:r>
+      <w:r>
+        <w:rPr>
+          <w:rStyle w:val="StringTok"/>
+        </w:rPr>
+        <w:t xml:space="preserve">'configs'</w:t>
+      </w:r>
+      <w:r>
+        <w:rPr>
+          <w:rStyle w:val="OperatorTok"/>
+        </w:rPr>
+        <w:t xml:space="preserve">)</w:t>
+      </w:r>
+      <w:r>
+        <w:br/>
+      </w:r>
+      <w:r>
+        <w:br/>
+      </w:r>
+      <w:r>
+        <w:rPr>
+          <w:rStyle w:val="CommentTok"/>
+        </w:rPr>
+        <w:t xml:space="preserve"># Import the Automation module {#sec22}</w:t>
+      </w:r>
+      <w:r>
+        <w:br/>
+      </w:r>
+      <w:r>
+        <w:rPr>
+          <w:rStyle w:val="FunctionTok"/>
+        </w:rPr>
+        <w:t xml:space="preserve">Import-Module</w:t>
+      </w:r>
+      <w:r>
+        <w:rPr>
+          <w:rStyle w:val="NormalTok"/>
+        </w:rPr>
+        <w:t xml:space="preserve"> </w:t>
+      </w:r>
+      <w:r>
+        <w:rPr>
+          <w:rStyle w:val="OperatorTok"/>
+        </w:rPr>
+        <w:t xml:space="preserve">(</w:t>
+      </w:r>
+      <w:r>
+        <w:rPr>
+          <w:rStyle w:val="FunctionTok"/>
+        </w:rPr>
+        <w:t xml:space="preserve">Join-Path</w:t>
+      </w:r>
+      <w:r>
+        <w:rPr>
+          <w:rStyle w:val="NormalTok"/>
+        </w:rPr>
+        <w:t xml:space="preserve"> </w:t>
+      </w:r>
+      <w:r>
+        <w:rPr>
+          <w:rStyle w:val="VariableTok"/>
+        </w:rPr>
+        <w:t xml:space="preserve">$PSScriptRoot</w:t>
+      </w:r>
+      <w:r>
+        <w:rPr>
+          <w:rStyle w:val="NormalTok"/>
+        </w:rPr>
+        <w:t xml:space="preserve"> </w:t>
+      </w:r>
+      <w:r>
+        <w:rPr>
+          <w:rStyle w:val="StringTok"/>
+        </w:rPr>
+        <w:t xml:space="preserve">'src/powershell/Automation/Automation.psd1'</w:t>
+      </w:r>
+      <w:r>
+        <w:rPr>
+          <w:rStyle w:val="OperatorTok"/>
+        </w:rPr>
+        <w:t xml:space="preserve">)</w:t>
+      </w:r>
+      <w:r>
+        <w:rPr>
+          <w:rStyle w:val="NormalTok"/>
+        </w:rPr>
+        <w:t xml:space="preserve"> </w:t>
+      </w:r>
+      <w:r>
+        <w:rPr>
+          <w:rStyle w:val="OperatorTok"/>
+        </w:rPr>
+        <w:t xml:space="preserve">-</w:t>
+      </w:r>
+      <w:r>
+        <w:rPr>
+          <w:rStyle w:val="NormalTok"/>
+        </w:rPr>
+        <w:t xml:space="preserve">Force</w:t>
+      </w:r>
+      <w:r>
+        <w:br/>
+      </w:r>
+      <w:r>
+        <w:br/>
+      </w:r>
+      <w:r>
+        <w:rPr>
+          <w:rStyle w:val="CommentTok"/>
+        </w:rPr>
+        <w:t xml:space="preserve"># Verify HPE OneView module is available {#sec23}</w:t>
+      </w:r>
+      <w:r>
+        <w:br/>
+      </w:r>
+      <w:r>
+        <w:rPr>
+          <w:rStyle w:val="VariableTok"/>
+        </w:rPr>
+        <w:t xml:space="preserve">$ovModules</w:t>
+      </w:r>
+      <w:r>
+        <w:rPr>
+          <w:rStyle w:val="NormalTok"/>
+        </w:rPr>
+        <w:t xml:space="preserve"> </w:t>
+      </w:r>
+      <w:r>
+        <w:rPr>
+          <w:rStyle w:val="OperatorTok"/>
+        </w:rPr>
+        <w:t xml:space="preserve">=</w:t>
+      </w:r>
+      <w:r>
+        <w:rPr>
+          <w:rStyle w:val="NormalTok"/>
+        </w:rPr>
+        <w:t xml:space="preserve"> </w:t>
+      </w:r>
+      <w:r>
+        <w:rPr>
+          <w:rStyle w:val="FunctionTok"/>
+        </w:rPr>
+        <w:t xml:space="preserve">Get-Module</w:t>
+      </w:r>
+      <w:r>
+        <w:rPr>
+          <w:rStyle w:val="NormalTok"/>
+        </w:rPr>
+        <w:t xml:space="preserve"> </w:t>
+      </w:r>
+      <w:r>
+        <w:rPr>
+          <w:rStyle w:val="OperatorTok"/>
+        </w:rPr>
+        <w:t xml:space="preserve">-</w:t>
+      </w:r>
+      <w:r>
+        <w:rPr>
+          <w:rStyle w:val="NormalTok"/>
+        </w:rPr>
+        <w:t xml:space="preserve">ListAvailable </w:t>
+      </w:r>
+      <w:r>
+        <w:rPr>
+          <w:rStyle w:val="OperatorTok"/>
+        </w:rPr>
+        <w:t xml:space="preserve">-</w:t>
+      </w:r>
+      <w:r>
+        <w:rPr>
+          <w:rStyle w:val="NormalTok"/>
+        </w:rPr>
+        <w:t xml:space="preserve">Name </w:t>
+      </w:r>
+      <w:r>
+        <w:rPr>
+          <w:rStyle w:val="StringTok"/>
+        </w:rPr>
+        <w:t xml:space="preserve">'HPEOneView.*'</w:t>
+      </w:r>
+      <w:r>
+        <w:rPr>
+          <w:rStyle w:val="NormalTok"/>
+        </w:rPr>
+        <w:t xml:space="preserve"> </w:t>
+      </w:r>
+      <w:r>
+        <w:rPr>
+          <w:rStyle w:val="OperatorTok"/>
+        </w:rPr>
+        <w:t xml:space="preserve">|</w:t>
+      </w:r>
+      <w:r>
+        <w:rPr>
+          <w:rStyle w:val="NormalTok"/>
+        </w:rPr>
+        <w:t xml:space="preserve"> </w:t>
+      </w:r>
+      <w:r>
+        <w:rPr>
+          <w:rStyle w:val="FunctionTok"/>
+        </w:rPr>
+        <w:t xml:space="preserve">Select-Object</w:t>
+      </w:r>
+      <w:r>
+        <w:rPr>
+          <w:rStyle w:val="NormalTok"/>
+        </w:rPr>
+        <w:t xml:space="preserve"> </w:t>
+      </w:r>
+      <w:r>
+        <w:rPr>
+          <w:rStyle w:val="OperatorTok"/>
+        </w:rPr>
+        <w:t xml:space="preserve">-</w:t>
+      </w:r>
+      <w:r>
+        <w:rPr>
+          <w:rStyle w:val="NormalTok"/>
+        </w:rPr>
+        <w:t xml:space="preserve">ExpandProperty Name</w:t>
+      </w:r>
+      <w:r>
+        <w:br/>
+      </w:r>
+      <w:r>
+        <w:rPr>
+          <w:rStyle w:val="ControlFlowTok"/>
+        </w:rPr>
+        <w:t xml:space="preserve">if</w:t>
+      </w:r>
+      <w:r>
+        <w:rPr>
+          <w:rStyle w:val="NormalTok"/>
+        </w:rPr>
+        <w:t xml:space="preserve"> </w:t>
+      </w:r>
+      <w:r>
+        <w:rPr>
+          <w:rStyle w:val="OperatorTok"/>
+        </w:rPr>
+        <w:t xml:space="preserve">(-not</w:t>
+      </w:r>
+      <w:r>
+        <w:rPr>
+          <w:rStyle w:val="NormalTok"/>
+        </w:rPr>
+        <w:t xml:space="preserve"> </w:t>
+      </w:r>
+      <w:r>
+        <w:rPr>
+          <w:rStyle w:val="VariableTok"/>
+        </w:rPr>
+        <w:t xml:space="preserve">$ovModules</w:t>
+      </w:r>
+      <w:r>
+        <w:rPr>
+          <w:rStyle w:val="OperatorTok"/>
+        </w:rPr>
+        <w:t xml:space="preserve">)</w:t>
+      </w:r>
+      <w:r>
+        <w:rPr>
+          <w:rStyle w:val="NormalTok"/>
+        </w:rPr>
+        <w:t xml:space="preserve"> </w:t>
+      </w:r>
+      <w:r>
+        <w:rPr>
+          <w:rStyle w:val="OperatorTok"/>
+        </w:rPr>
+        <w:t xml:space="preserve">{</w:t>
+      </w:r>
+      <w:r>
+        <w:br/>
+      </w:r>
+      <w:r>
+        <w:rPr>
+          <w:rStyle w:val="NormalTok"/>
+        </w:rPr>
+        <w:t xml:space="preserve">    </w:t>
+      </w:r>
+      <w:r>
+        <w:rPr>
+          <w:rStyle w:val="FunctionTok"/>
+        </w:rPr>
+        <w:t xml:space="preserve">Write-Warning</w:t>
+      </w:r>
+      <w:r>
+        <w:rPr>
+          <w:rStyle w:val="NormalTok"/>
+        </w:rPr>
+        <w:t xml:space="preserve"> </w:t>
+      </w:r>
+      <w:r>
+        <w:rPr>
+          <w:rStyle w:val="StringTok"/>
+        </w:rPr>
+        <w:t xml:space="preserve">"No HPEOneView.* module found. Install from PowerShell Gallery:"</w:t>
+      </w:r>
+      <w:r>
+        <w:br/>
+      </w:r>
+      <w:r>
+        <w:rPr>
+          <w:rStyle w:val="NormalTok"/>
+        </w:rPr>
+        <w:t xml:space="preserve">    </w:t>
+      </w:r>
+      <w:r>
+        <w:rPr>
+          <w:rStyle w:val="FunctionTok"/>
+        </w:rPr>
+        <w:t xml:space="preserve">Write-Warning</w:t>
+      </w:r>
+      <w:r>
+        <w:rPr>
+          <w:rStyle w:val="NormalTok"/>
+        </w:rPr>
+        <w:t xml:space="preserve"> </w:t>
+      </w:r>
+      <w:r>
+        <w:rPr>
+          <w:rStyle w:val="StringTok"/>
+        </w:rPr>
+        <w:t xml:space="preserve">"Install-Module HPEOneView.1000 -Scope CurrentUser -AllowClobber -Force"</w:t>
+      </w:r>
+      <w:r>
+        <w:br/>
+      </w:r>
+      <w:r>
+        <w:rPr>
+          <w:rStyle w:val="OperatorTok"/>
+        </w:rPr>
+        <w:t xml:space="preserve">}</w:t>
+      </w:r>
+      <w:r>
+        <w:br/>
+      </w:r>
+      <w:r>
+        <w:rPr>
+          <w:rStyle w:val="ControlFlowTok"/>
+        </w:rPr>
+        <w:t xml:space="preserve">if</w:t>
+      </w:r>
+      <w:r>
+        <w:rPr>
+          <w:rStyle w:val="NormalTok"/>
+        </w:rPr>
+        <w:t xml:space="preserve"> </w:t>
+      </w:r>
+      <w:r>
+        <w:rPr>
+          <w:rStyle w:val="OperatorTok"/>
+        </w:rPr>
+        <w:t xml:space="preserve">(</w:t>
+      </w:r>
+      <w:r>
+        <w:rPr>
+          <w:rStyle w:val="VariableTok"/>
+        </w:rPr>
+        <w:t xml:space="preserve">$ovModules</w:t>
+      </w:r>
+      <w:r>
+        <w:rPr>
+          <w:rStyle w:val="NormalTok"/>
+        </w:rPr>
+        <w:t xml:space="preserve"> </w:t>
+      </w:r>
+      <w:r>
+        <w:rPr>
+          <w:rStyle w:val="OperatorTok"/>
+        </w:rPr>
+        <w:t xml:space="preserve">-and</w:t>
+      </w:r>
+      <w:r>
+        <w:rPr>
+          <w:rStyle w:val="NormalTok"/>
+        </w:rPr>
+        <w:t xml:space="preserve"> </w:t>
+      </w:r>
+      <w:r>
+        <w:rPr>
+          <w:rStyle w:val="VariableTok"/>
+        </w:rPr>
+        <w:t xml:space="preserve">$ovModules</w:t>
+      </w:r>
+      <w:r>
+        <w:rPr>
+          <w:rStyle w:val="OperatorTok"/>
+        </w:rPr>
+        <w:t xml:space="preserve">.</w:t>
+      </w:r>
+      <w:r>
+        <w:rPr>
+          <w:rStyle w:val="FunctionTok"/>
+        </w:rPr>
+        <w:t xml:space="preserve">Count</w:t>
+      </w:r>
+      <w:r>
+        <w:rPr>
+          <w:rStyle w:val="NormalTok"/>
+        </w:rPr>
+        <w:t xml:space="preserve"> </w:t>
+      </w:r>
+      <w:r>
+        <w:rPr>
+          <w:rStyle w:val="OperatorTok"/>
+        </w:rPr>
+        <w:t xml:space="preserve">-gt</w:t>
+      </w:r>
+      <w:r>
+        <w:rPr>
+          <w:rStyle w:val="NormalTok"/>
+        </w:rPr>
+        <w:t xml:space="preserve"> </w:t>
+      </w:r>
+      <w:r>
+        <w:rPr>
+          <w:rStyle w:val="DecValTok"/>
+        </w:rPr>
+        <w:t xml:space="preserve">1</w:t>
+      </w:r>
+      <w:r>
+        <w:rPr>
+          <w:rStyle w:val="OperatorTok"/>
+        </w:rPr>
+        <w:t xml:space="preserve">)</w:t>
+      </w:r>
+      <w:r>
+        <w:rPr>
+          <w:rStyle w:val="NormalTok"/>
+        </w:rPr>
+        <w:t xml:space="preserve"> </w:t>
+      </w:r>
+      <w:r>
+        <w:rPr>
+          <w:rStyle w:val="OperatorTok"/>
+        </w:rPr>
+        <w:t xml:space="preserve">{</w:t>
+      </w:r>
+      <w:r>
+        <w:br/>
+      </w:r>
+      <w:r>
+        <w:rPr>
+          <w:rStyle w:val="NormalTok"/>
+        </w:rPr>
+        <w:t xml:space="preserve">    </w:t>
+      </w:r>
+      <w:r>
+        <w:rPr>
+          <w:rStyle w:val="FunctionTok"/>
+        </w:rPr>
+        <w:t xml:space="preserve">Write-Warning</w:t>
+      </w:r>
+      <w:r>
+        <w:rPr>
+          <w:rStyle w:val="NormalTok"/>
+        </w:rPr>
+        <w:t xml:space="preserve"> </w:t>
+      </w:r>
+      <w:r>
+        <w:rPr>
+          <w:rStyle w:val="StringTok"/>
+        </w:rPr>
+        <w:t xml:space="preserve">"Multiple modules detected: (</w:t>
+      </w:r>
+      <w:r>
+        <w:rPr>
+          <w:rStyle w:val="OperatorTok"/>
+        </w:rPr>
+        <w:t xml:space="preserve">$(</w:t>
+      </w:r>
+      <w:r>
+        <w:rPr>
+          <w:rStyle w:val="VariableTok"/>
+        </w:rPr>
+        <w:t xml:space="preserve">$ovModules</w:t>
+      </w:r>
+      <w:r>
+        <w:rPr>
+          <w:rStyle w:val="NormalTok"/>
+        </w:rPr>
+        <w:t xml:space="preserve"> </w:t>
+      </w:r>
+      <w:r>
+        <w:rPr>
+          <w:rStyle w:val="OperatorTok"/>
+        </w:rPr>
+        <w:t xml:space="preserve">-join</w:t>
+      </w:r>
+      <w:r>
+        <w:rPr>
+          <w:rStyle w:val="NormalTok"/>
+        </w:rPr>
+        <w:t xml:space="preserve"> </w:t>
+      </w:r>
+      <w:r>
+        <w:rPr>
+          <w:rStyle w:val="StringTok"/>
+        </w:rPr>
+        <w:t xml:space="preserve">', '</w:t>
+      </w:r>
+      <w:r>
+        <w:rPr>
+          <w:rStyle w:val="OperatorTok"/>
+        </w:rPr>
+        <w:t xml:space="preserve">)</w:t>
+      </w:r>
+      <w:r>
+        <w:rPr>
+          <w:rStyle w:val="StringTok"/>
+        </w:rPr>
+        <w:t xml:space="preserve">)"</w:t>
+      </w:r>
+      <w:r>
+        <w:br/>
+      </w:r>
+      <w:r>
+        <w:rPr>
+          <w:rStyle w:val="NormalTok"/>
+        </w:rPr>
+        <w:t xml:space="preserve">    </w:t>
+      </w:r>
+      <w:r>
+        <w:rPr>
+          <w:rStyle w:val="FunctionTok"/>
+        </w:rPr>
+        <w:t xml:space="preserve">Write-Warning</w:t>
+      </w:r>
+      <w:r>
+        <w:rPr>
+          <w:rStyle w:val="NormalTok"/>
+        </w:rPr>
+        <w:t xml:space="preserve"> </w:t>
+      </w:r>
+      <w:r>
+        <w:rPr>
+          <w:rStyle w:val="StringTok"/>
+        </w:rPr>
+        <w:t xml:space="preserve">"Remove old versions: Uninstall-Module HPEOneView.OLD_VERSION -Force"</w:t>
+      </w:r>
+      <w:r>
+        <w:br/>
+      </w:r>
+      <w:r>
+        <w:rPr>
+          <w:rStyle w:val="OperatorTok"/>
+        </w:rPr>
+        <w:t xml:space="preserve">}</w:t>
+      </w:r>
+      <w:r>
+        <w:br/>
+      </w:r>
+      <w:r>
+        <w:br/>
+      </w:r>
+      <w:r>
+        <w:rPr>
+          <w:rStyle w:val="CommentTok"/>
+        </w:rPr>
+        <w:t xml:space="preserve"># Test credentials are available {#sec24}</w:t>
+      </w:r>
+      <w:r>
+        <w:br/>
+      </w:r>
+      <w:r>
+        <w:rPr>
+          <w:rStyle w:val="VariableTok"/>
+        </w:rPr>
+        <w:t xml:space="preserve">$ovUser</w:t>
+      </w:r>
+      <w:r>
+        <w:rPr>
+          <w:rStyle w:val="NormalTok"/>
+        </w:rPr>
+        <w:t xml:space="preserve"> </w:t>
+      </w:r>
+      <w:r>
+        <w:rPr>
+          <w:rStyle w:val="OperatorTok"/>
+        </w:rPr>
+        <w:t xml:space="preserve">=</w:t>
+      </w:r>
+      <w:r>
+        <w:rPr>
+          <w:rStyle w:val="NormalTok"/>
+        </w:rPr>
+        <w:t xml:space="preserve"> </w:t>
+      </w:r>
+      <w:r>
+        <w:rPr>
+          <w:rStyle w:val="OperatorTok"/>
+        </w:rPr>
+        <w:t xml:space="preserve">[</w:t>
+      </w:r>
+      <w:r>
+        <w:rPr>
+          <w:rStyle w:val="NormalTok"/>
+        </w:rPr>
+        <w:t xml:space="preserve">System</w:t>
+      </w:r>
+      <w:r>
+        <w:rPr>
+          <w:rStyle w:val="OperatorTok"/>
+        </w:rPr>
+        <w:t xml:space="preserve">.</w:t>
+      </w:r>
+      <w:r>
+        <w:rPr>
+          <w:rStyle w:val="FunctionTok"/>
+        </w:rPr>
+        <w:t xml:space="preserve">Environment</w:t>
+      </w:r>
+      <w:r>
+        <w:rPr>
+          <w:rStyle w:val="OperatorTok"/>
+        </w:rPr>
+        <w:t xml:space="preserve">]::</w:t>
+      </w:r>
+      <w:r>
+        <w:rPr>
+          <w:rStyle w:val="NormalTok"/>
+        </w:rPr>
+        <w:t xml:space="preserve">GetEnvironmentVariable</w:t>
+      </w:r>
+      <w:r>
+        <w:rPr>
+          <w:rStyle w:val="OperatorTok"/>
+        </w:rPr>
+        <w:t xml:space="preserve">(</w:t>
+      </w:r>
+      <w:r>
+        <w:rPr>
+          <w:rStyle w:val="StringTok"/>
+        </w:rPr>
+        <w:t xml:space="preserve">'ONEVIEW_USER'</w:t>
+      </w:r>
+      <w:r>
+        <w:rPr>
+          <w:rStyle w:val="OperatorTok"/>
+        </w:rPr>
+        <w:t xml:space="preserve">)</w:t>
+      </w:r>
+      <w:r>
+        <w:br/>
+      </w:r>
+      <w:r>
+        <w:rPr>
+          <w:rStyle w:val="VariableTok"/>
+        </w:rPr>
+        <w:t xml:space="preserve">$ovPass</w:t>
+      </w:r>
+      <w:r>
+        <w:rPr>
+          <w:rStyle w:val="NormalTok"/>
+        </w:rPr>
+        <w:t xml:space="preserve"> </w:t>
+      </w:r>
+      <w:r>
+        <w:rPr>
+          <w:rStyle w:val="OperatorTok"/>
+        </w:rPr>
+        <w:t xml:space="preserve">=</w:t>
+      </w:r>
+      <w:r>
+        <w:rPr>
+          <w:rStyle w:val="NormalTok"/>
+        </w:rPr>
+        <w:t xml:space="preserve"> </w:t>
+      </w:r>
+      <w:r>
+        <w:rPr>
+          <w:rStyle w:val="OperatorTok"/>
+        </w:rPr>
+        <w:t xml:space="preserve">[</w:t>
+      </w:r>
+      <w:r>
+        <w:rPr>
+          <w:rStyle w:val="NormalTok"/>
+        </w:rPr>
+        <w:t xml:space="preserve">System</w:t>
+      </w:r>
+      <w:r>
+        <w:rPr>
+          <w:rStyle w:val="OperatorTok"/>
+        </w:rPr>
+        <w:t xml:space="preserve">.</w:t>
+      </w:r>
+      <w:r>
+        <w:rPr>
+          <w:rStyle w:val="FunctionTok"/>
+        </w:rPr>
+        <w:t xml:space="preserve">Environment</w:t>
+      </w:r>
+      <w:r>
+        <w:rPr>
+          <w:rStyle w:val="OperatorTok"/>
+        </w:rPr>
+        <w:t xml:space="preserve">]::</w:t>
+      </w:r>
+      <w:r>
+        <w:rPr>
+          <w:rStyle w:val="NormalTok"/>
+        </w:rPr>
+        <w:t xml:space="preserve">GetEnvironmentVariable</w:t>
+      </w:r>
+      <w:r>
+        <w:rPr>
+          <w:rStyle w:val="OperatorTok"/>
+        </w:rPr>
+        <w:t xml:space="preserve">(</w:t>
+      </w:r>
+      <w:r>
+        <w:rPr>
+          <w:rStyle w:val="StringTok"/>
+        </w:rPr>
+        <w:t xml:space="preserve">'ONEVIEW_PASSWORD'</w:t>
+      </w:r>
+      <w:r>
+        <w:rPr>
+          <w:rStyle w:val="OperatorTok"/>
+        </w:rPr>
+        <w:t xml:space="preserve">)</w:t>
+      </w:r>
+      <w:r>
+        <w:br/>
+      </w:r>
+      <w:r>
+        <w:rPr>
+          <w:rStyle w:val="ControlFlowTok"/>
+        </w:rPr>
+        <w:t xml:space="preserve">if</w:t>
+      </w:r>
+      <w:r>
+        <w:rPr>
+          <w:rStyle w:val="NormalTok"/>
+        </w:rPr>
+        <w:t xml:space="preserve"> </w:t>
+      </w:r>
+      <w:r>
+        <w:rPr>
+          <w:rStyle w:val="OperatorTok"/>
+        </w:rPr>
+        <w:t xml:space="preserve">(-not</w:t>
+      </w:r>
+      <w:r>
+        <w:rPr>
+          <w:rStyle w:val="NormalTok"/>
+        </w:rPr>
+        <w:t xml:space="preserve"> </w:t>
+      </w:r>
+      <w:r>
+        <w:rPr>
+          <w:rStyle w:val="VariableTok"/>
+        </w:rPr>
+        <w:t xml:space="preserve">$ovUser</w:t>
+      </w:r>
+      <w:r>
+        <w:rPr>
+          <w:rStyle w:val="NormalTok"/>
+        </w:rPr>
+        <w:t xml:space="preserve"> </w:t>
+      </w:r>
+      <w:r>
+        <w:rPr>
+          <w:rStyle w:val="OperatorTok"/>
+        </w:rPr>
+        <w:t xml:space="preserve">-or</w:t>
+      </w:r>
+      <w:r>
+        <w:rPr>
+          <w:rStyle w:val="NormalTok"/>
+        </w:rPr>
+        <w:t xml:space="preserve"> </w:t>
+      </w:r>
+      <w:r>
+        <w:rPr>
+          <w:rStyle w:val="OperatorTok"/>
+        </w:rPr>
+        <w:t xml:space="preserve">-not</w:t>
+      </w:r>
+      <w:r>
+        <w:rPr>
+          <w:rStyle w:val="NormalTok"/>
+        </w:rPr>
+        <w:t xml:space="preserve"> </w:t>
+      </w:r>
+      <w:r>
+        <w:rPr>
+          <w:rStyle w:val="VariableTok"/>
+        </w:rPr>
+        <w:t xml:space="preserve">$ovPass</w:t>
+      </w:r>
+      <w:r>
+        <w:rPr>
+          <w:rStyle w:val="OperatorTok"/>
+        </w:rPr>
+        <w:t xml:space="preserve">)</w:t>
+      </w:r>
+      <w:r>
+        <w:rPr>
+          <w:rStyle w:val="NormalTok"/>
+        </w:rPr>
+        <w:t xml:space="preserve"> </w:t>
+      </w:r>
+      <w:r>
+        <w:rPr>
+          <w:rStyle w:val="OperatorTok"/>
+        </w:rPr>
+        <w:t xml:space="preserve">{</w:t>
+      </w:r>
+      <w:r>
+        <w:br/>
+      </w:r>
+      <w:r>
+        <w:rPr>
+          <w:rStyle w:val="NormalTok"/>
+        </w:rPr>
+        <w:t xml:space="preserve">    </w:t>
+      </w:r>
+      <w:r>
+        <w:rPr>
+          <w:rStyle w:val="FunctionTok"/>
+        </w:rPr>
+        <w:t xml:space="preserve">Write-Warning</w:t>
+      </w:r>
+      <w:r>
+        <w:rPr>
+          <w:rStyle w:val="NormalTok"/>
+        </w:rPr>
+        <w:t xml:space="preserve"> </w:t>
+      </w:r>
+      <w:r>
+        <w:rPr>
+          <w:rStyle w:val="StringTok"/>
+        </w:rPr>
+        <w:t xml:space="preserve">"OneView credentials not found. Ensure CyberArk bootstrap ran or set manually:"</w:t>
+      </w:r>
+      <w:r>
+        <w:br/>
+      </w:r>
+      <w:r>
+        <w:rPr>
+          <w:rStyle w:val="NormalTok"/>
+        </w:rPr>
+        <w:t xml:space="preserve">    </w:t>
+      </w:r>
+      <w:r>
+        <w:rPr>
+          <w:rStyle w:val="FunctionTok"/>
+        </w:rPr>
+        <w:t xml:space="preserve">Write-Warning</w:t>
+      </w:r>
+      <w:r>
+        <w:rPr>
+          <w:rStyle w:val="NormalTok"/>
+        </w:rPr>
+        <w:t xml:space="preserve"> </w:t>
+      </w:r>
+      <w:r>
+        <w:rPr>
+          <w:rStyle w:val="StringTok"/>
+        </w:rPr>
+        <w:t xml:space="preserve">"</w:t>
+      </w:r>
+      <w:r>
+        <w:rPr>
+          <w:rStyle w:val="CharTok"/>
+        </w:rPr>
+        <w:t xml:space="preserve">`$</w:t>
+      </w:r>
+      <w:r>
+        <w:rPr>
+          <w:rStyle w:val="StringTok"/>
+        </w:rPr>
+        <w:t xml:space="preserve">env:ONEVIEW_USER</w:t>
+      </w:r>
+      <w:r>
+        <w:rPr>
+          <w:rStyle w:val="CharTok"/>
+        </w:rPr>
+        <w:t xml:space="preserve">`n`$</w:t>
+      </w:r>
+      <w:r>
+        <w:rPr>
+          <w:rStyle w:val="StringTok"/>
+        </w:rPr>
+        <w:t xml:space="preserve">env:ONEVIEW_PASSWORD"</w:t>
+      </w:r>
+      <w:r>
+        <w:br/>
+      </w:r>
+      <w:r>
+        <w:rPr>
+          <w:rStyle w:val="OperatorTok"/>
+        </w:rPr>
+        <w:t xml:space="preserve">}</w:t>
       </w:r>
     </w:p>
-    <w:p>
-      <w:pPr>
-        <w:pStyle w:val="Compact"/>
-        <w:numPr>
-          <w:ilvl w:val="0"/>
-          <w:numId w:val="1006"/>
-        </w:numPr>
-      </w:pPr>
-      <w:r>
-        <w:t xml:space="preserve">Secrets are exported to</w:t>
-      </w:r>
-      <w:r>
-        <w:t xml:space="preserve"> </w:t>
-      </w:r>
-      <w:r>
-        <w:rPr>
-          <w:rStyle w:val="VerbatimChar"/>
-        </w:rPr>
-        <w:t xml:space="preserve">secrets.env</w:t>
-      </w:r>
-      <w:r>
-        <w:t xml:space="preserve"> </w:t>
-      </w:r>
-      <w:r>
-        <w:t xml:space="preserve">as artifacts</w:t>
-      </w:r>
-    </w:p>
-    <w:p>
-      <w:pPr>
-        <w:pStyle w:val="Compact"/>
-        <w:numPr>
-          <w:ilvl w:val="0"/>
-          <w:numId w:val="1006"/>
-        </w:numPr>
-      </w:pPr>
-      <w:r>
-        <w:t xml:space="preserve">Subsequent maintenance jobs source</w:t>
-      </w:r>
-      <w:r>
-        <w:t xml:space="preserve"> </w:t>
-      </w:r>
-      <w:r>
-        <w:rPr>
-          <w:rStyle w:val="VerbatimChar"/>
-        </w:rPr>
-        <w:t xml:space="preserve">secrets.env</w:t>
-      </w:r>
-      <w:r>
-        <w:t xml:space="preserve"> </w:t>
-      </w:r>
-      <w:r>
-        <w:t xml:space="preserve">to set environment variables</w:t>
-      </w:r>
-    </w:p>
-    <w:p>
-      <w:pPr>
-        <w:pStyle w:val="Compact"/>
-        <w:numPr>
-          <w:ilvl w:val="0"/>
-          <w:numId w:val="1006"/>
-        </w:numPr>
-      </w:pPr>
-      <w:r>
-        <w:rPr>
-          <w:rStyle w:val="VerbatimChar"/>
-        </w:rPr>
-        <w:t xml:space="preserve">Set-MaintenanceMode</w:t>
-      </w:r>
-      <w:r>
-        <w:t xml:space="preserve"> </w:t>
-      </w:r>
-      <w:r>
-        <w:t xml:space="preserve">reads these variables via</w:t>
-      </w:r>
-      <w:r>
-        <w:t xml:space="preserve"> </w:t>
-      </w:r>
-      <w:r>
-        <w:rPr>
-          <w:rStyle w:val="VerbatimChar"/>
-        </w:rPr>
-        <w:t xml:space="preserve">Get-OneViewCredentials</w:t>
-      </w:r>
-    </w:p>
-    <w:bookmarkEnd w:id="20"/>
-    <w:bookmarkStart w:id="21" w:name="sec18"/>
-    <w:p>
-      <w:pPr>
-        <w:pStyle w:val="Heading3"/>
-      </w:pPr>
-      <w:r>
-        <w:t xml:space="preserve">Manual Testing</w:t>
-      </w:r>
-    </w:p>
-    <w:p>
-      <w:pPr>
-        <w:pStyle w:val="SourceCode"/>
-      </w:pPr>
-      <w:r>
-        <w:rPr>
-          <w:rStyle w:val="CommentTok"/>
-        </w:rPr>
-        <w:t xml:space="preserve"># Set variables manually for local testing {#sec19}</w:t>
-      </w:r>
-      <w:r>
-        <w:br/>
-      </w:r>
-      <w:r>
-        <w:rPr>
-          <w:rStyle w:val="VariableTok"/>
-        </w:rPr>
-        <w:t xml:space="preserve">$env</w:t>
-      </w:r>
-      <w:r>
-        <w:rPr>
-          <w:rStyle w:val="OperatorTok"/>
-        </w:rPr>
-        <w:t xml:space="preserve">:</w:t>
-      </w:r>
-      <w:r>
-        <w:rPr>
-          <w:rStyle w:val="VariableTok"/>
-        </w:rPr>
-        <w:t xml:space="preserve">ONEVIEW_USER</w:t>
-      </w:r>
-      <w:r>
-        <w:rPr>
-          <w:rStyle w:val="NormalTok"/>
-        </w:rPr>
-        <w:t xml:space="preserve"> </w:t>
-      </w:r>
-      <w:r>
-        <w:rPr>
-          <w:rStyle w:val="OperatorTok"/>
-        </w:rPr>
-        <w:t xml:space="preserve">=</w:t>
-      </w:r>
-      <w:r>
-        <w:rPr>
-          <w:rStyle w:val="NormalTok"/>
-        </w:rPr>
-        <w:t xml:space="preserve"> </w:t>
-      </w:r>
-      <w:r>
-        <w:rPr>
-          <w:rStyle w:val="StringTok"/>
-        </w:rPr>
-        <w:t xml:space="preserve">'oneview_admin'</w:t>
-      </w:r>
-      <w:r>
-        <w:br/>
-      </w:r>
-      <w:r>
-        <w:rPr>
-          <w:rStyle w:val="VariableTok"/>
-        </w:rPr>
-        <w:t xml:space="preserve">$env</w:t>
-      </w:r>
-      <w:r>
-        <w:rPr>
-          <w:rStyle w:val="OperatorTok"/>
-        </w:rPr>
-        <w:t xml:space="preserve">:</w:t>
-      </w:r>
-      <w:r>
-        <w:rPr>
-          <w:rStyle w:val="VariableTok"/>
-        </w:rPr>
-        <w:t xml:space="preserve">ONEVIEW_PASSWORD</w:t>
-      </w:r>
-      <w:r>
-        <w:rPr>
-          <w:rStyle w:val="NormalTok"/>
-        </w:rPr>
-        <w:t xml:space="preserve"> </w:t>
-      </w:r>
-      <w:r>
-        <w:rPr>
-          <w:rStyle w:val="OperatorTok"/>
-        </w:rPr>
-        <w:t xml:space="preserve">=</w:t>
-      </w:r>
-      <w:r>
-        <w:rPr>
-          <w:rStyle w:val="NormalTok"/>
-        </w:rPr>
-        <w:t xml:space="preserve"> </w:t>
-      </w:r>
-      <w:r>
-        <w:rPr>
-          <w:rStyle w:val="StringTok"/>
-        </w:rPr>
-        <w:t xml:space="preserve">'SecurePassword123!'</w:t>
-      </w:r>
-      <w:r>
-        <w:br/>
-      </w:r>
-      <w:r>
-        <w:br/>
-      </w:r>
-      <w:r>
-        <w:rPr>
-          <w:rStyle w:val="CommentTok"/>
-        </w:rPr>
-        <w:t xml:space="preserve"># Or run the bootstrap script locally (requires network access to CyberArk) {#sec20}</w:t>
-      </w:r>
-      <w:r>
-        <w:br/>
-      </w:r>
-      <w:r>
-        <w:rPr>
-          <w:rStyle w:val="NormalTok"/>
-        </w:rPr>
-        <w:t xml:space="preserve">pwsh </w:t>
-      </w:r>
-      <w:r>
-        <w:rPr>
-          <w:rStyle w:val="OperatorTok"/>
-        </w:rPr>
-        <w:t xml:space="preserve">-</w:t>
-      </w:r>
-      <w:r>
-        <w:rPr>
-          <w:rStyle w:val="NormalTok"/>
-        </w:rPr>
-        <w:t xml:space="preserve">File </w:t>
-      </w:r>
-      <w:r>
-        <w:rPr>
-          <w:rStyle w:val="OperatorTok"/>
-        </w:rPr>
-        <w:t xml:space="preserve">./</w:t>
-      </w:r>
-      <w:r>
-        <w:rPr>
-          <w:rStyle w:val="NormalTok"/>
-        </w:rPr>
-        <w:t xml:space="preserve">scripts</w:t>
-      </w:r>
-      <w:r>
-        <w:rPr>
-          <w:rStyle w:val="OperatorTok"/>
-        </w:rPr>
-        <w:t xml:space="preserve">/</w:t>
-      </w:r>
-      <w:r>
-        <w:rPr>
-          <w:rStyle w:val="NormalTok"/>
-        </w:rPr>
-        <w:t xml:space="preserve">cyberark-bootstrap</w:t>
-      </w:r>
-      <w:r>
-        <w:rPr>
-          <w:rStyle w:val="OperatorTok"/>
-        </w:rPr>
-        <w:t xml:space="preserve">.</w:t>
-      </w:r>
-      <w:r>
-        <w:rPr>
-          <w:rStyle w:val="FunctionTok"/>
-        </w:rPr>
-        <w:t xml:space="preserve">ps1</w:t>
-      </w:r>
-      <w:r>
-        <w:rPr>
-          <w:rStyle w:val="NormalTok"/>
-        </w:rPr>
-        <w:t xml:space="preserve"> </w:t>
-      </w:r>
-      <w:r>
-        <w:rPr>
-          <w:rStyle w:val="OperatorTok"/>
-        </w:rPr>
-        <w:t xml:space="preserve">-</w:t>
-      </w:r>
-      <w:r>
-        <w:rPr>
-          <w:rStyle w:val="NormalTok"/>
-        </w:rPr>
-        <w:t xml:space="preserve">CyberArkUrl </w:t>
-      </w:r>
-      <w:r>
-        <w:rPr>
-          <w:rStyle w:val="StringTok"/>
-        </w:rPr>
-        <w:t xml:space="preserve">"https://cyberark-ccp:443/AIMWebService/API/Accounts"</w:t>
-      </w:r>
-      <w:r>
-        <w:rPr>
-          <w:rStyle w:val="NormalTok"/>
-        </w:rPr>
-        <w:t xml:space="preserve"> </w:t>
-      </w:r>
-      <w:r>
-        <w:rPr>
-          <w:rStyle w:val="OperatorTok"/>
-        </w:rPr>
-        <w:t xml:space="preserve">-</w:t>
-      </w:r>
-      <w:r>
-        <w:rPr>
-          <w:rStyle w:val="NormalTok"/>
-        </w:rPr>
-        <w:t xml:space="preserve">AppId </w:t>
-      </w:r>
-      <w:r>
-        <w:rPr>
-          <w:rStyle w:val="StringTok"/>
-        </w:rPr>
-        <w:t xml:space="preserve">"ci"</w:t>
-      </w:r>
-    </w:p>
-    <w:bookmarkEnd w:id="21"/>
     <w:bookmarkEnd w:id="22"/>
-    <w:bookmarkStart w:id="23" w:name="sec21"/>
-    <w:p>
-      <w:pPr>
-        <w:pStyle w:val="Heading2"/>
-      </w:pPr>
-      <w:r>
-        <w:t xml:space="preserve">Setup Script</w:t>
-      </w:r>
-    </w:p>
-    <w:p>
-      <w:pPr>
-        <w:pStyle w:val="SourceCode"/>
-      </w:pPr>
-      <w:r>
-        <w:rPr>
-          <w:rStyle w:val="CommentTok"/>
-        </w:rPr>
-        <w:t xml:space="preserve"># scripts/setup-oneview.ps1 {#sec22}</w:t>
-      </w:r>
-      <w:r>
-        <w:br/>
-      </w:r>
-      <w:r>
-        <w:rPr>
-          <w:rStyle w:val="KeywordTok"/>
-        </w:rPr>
-        <w:t xml:space="preserve">param</w:t>
-      </w:r>
-      <w:r>
-        <w:rPr>
-          <w:rStyle w:val="OperatorTok"/>
-        </w:rPr>
-        <w:t xml:space="preserve">([</w:t>
-      </w:r>
-      <w:r>
-        <w:rPr>
-          <w:rStyle w:val="DataTypeTok"/>
-        </w:rPr>
-        <w:t xml:space="preserve">string</w:t>
-      </w:r>
-      <w:r>
-        <w:rPr>
-          <w:rStyle w:val="OperatorTok"/>
-        </w:rPr>
-        <w:t xml:space="preserve">]</w:t>
-      </w:r>
-      <w:r>
-        <w:rPr>
-          <w:rStyle w:val="VariableTok"/>
-        </w:rPr>
-        <w:t xml:space="preserve">$ConfigDir</w:t>
-      </w:r>
-      <w:r>
-        <w:rPr>
-          <w:rStyle w:val="NormalTok"/>
-        </w:rPr>
-        <w:t xml:space="preserve"> </w:t>
-      </w:r>
-      <w:r>
-        <w:rPr>
-          <w:rStyle w:val="OperatorTok"/>
-        </w:rPr>
-        <w:t xml:space="preserve">=</w:t>
-      </w:r>
-      <w:r>
-        <w:rPr>
-          <w:rStyle w:val="NormalTok"/>
-        </w:rPr>
-        <w:t xml:space="preserve"> </w:t>
-      </w:r>
-      <w:r>
-        <w:rPr>
-          <w:rStyle w:val="StringTok"/>
-        </w:rPr>
-        <w:t xml:space="preserve">'configs'</w:t>
-      </w:r>
-      <w:r>
-        <w:rPr>
-          <w:rStyle w:val="OperatorTok"/>
-        </w:rPr>
-        <w:t xml:space="preserve">)</w:t>
-      </w:r>
-      <w:r>
-        <w:br/>
-      </w:r>
-      <w:r>
-        <w:br/>
-      </w:r>
-      <w:r>
-        <w:rPr>
-          <w:rStyle w:val="CommentTok"/>
-        </w:rPr>
-        <w:t xml:space="preserve"># Import the Automation module {#sec23}</w:t>
-      </w:r>
-      <w:r>
-        <w:br/>
-      </w:r>
-      <w:r>
-        <w:rPr>
-          <w:rStyle w:val="FunctionTok"/>
-        </w:rPr>
-        <w:t xml:space="preserve">Import-Module</w:t>
-      </w:r>
-      <w:r>
-        <w:rPr>
-          <w:rStyle w:val="NormalTok"/>
-        </w:rPr>
-        <w:t xml:space="preserve"> </w:t>
-      </w:r>
-      <w:r>
-        <w:rPr>
-          <w:rStyle w:val="OperatorTok"/>
-        </w:rPr>
-        <w:t xml:space="preserve">(</w:t>
-      </w:r>
-      <w:r>
-        <w:rPr>
-          <w:rStyle w:val="FunctionTok"/>
-        </w:rPr>
-        <w:t xml:space="preserve">Join-Path</w:t>
-      </w:r>
-      <w:r>
-        <w:rPr>
-          <w:rStyle w:val="NormalTok"/>
-        </w:rPr>
-        <w:t xml:space="preserve"> </w:t>
-      </w:r>
-      <w:r>
-        <w:rPr>
-          <w:rStyle w:val="VariableTok"/>
-        </w:rPr>
-        <w:t xml:space="preserve">$PSScriptRoot</w:t>
-      </w:r>
-      <w:r>
-        <w:rPr>
-          <w:rStyle w:val="NormalTok"/>
-        </w:rPr>
-        <w:t xml:space="preserve"> </w:t>
-      </w:r>
-      <w:r>
-        <w:rPr>
-          <w:rStyle w:val="StringTok"/>
-        </w:rPr>
-        <w:t xml:space="preserve">'src/powershell/Automation/Automation.psd1'</w:t>
-      </w:r>
-      <w:r>
-        <w:rPr>
-          <w:rStyle w:val="OperatorTok"/>
-        </w:rPr>
-        <w:t xml:space="preserve">)</w:t>
-      </w:r>
-      <w:r>
-        <w:rPr>
-          <w:rStyle w:val="NormalTok"/>
-        </w:rPr>
-        <w:t xml:space="preserve"> </w:t>
-      </w:r>
-      <w:r>
-        <w:rPr>
-          <w:rStyle w:val="OperatorTok"/>
-        </w:rPr>
-        <w:t xml:space="preserve">-</w:t>
-      </w:r>
-      <w:r>
-        <w:rPr>
-          <w:rStyle w:val="NormalTok"/>
-        </w:rPr>
-        <w:t xml:space="preserve">Force</w:t>
-      </w:r>
-      <w:r>
-        <w:br/>
-      </w:r>
-      <w:r>
-        <w:br/>
-      </w:r>
-      <w:r>
-        <w:rPr>
-          <w:rStyle w:val="CommentTok"/>
-        </w:rPr>
-        <w:t xml:space="preserve"># Verify HPE OneView module is available {#sec24}</w:t>
-      </w:r>
-      <w:r>
-        <w:br/>
-      </w:r>
-      <w:r>
-        <w:rPr>
-          <w:rStyle w:val="VariableTok"/>
-        </w:rPr>
-        <w:t xml:space="preserve">$ovModules</w:t>
-      </w:r>
-      <w:r>
-        <w:rPr>
-          <w:rStyle w:val="NormalTok"/>
-        </w:rPr>
-        <w:t xml:space="preserve"> </w:t>
-      </w:r>
-      <w:r>
-        <w:rPr>
-          <w:rStyle w:val="OperatorTok"/>
-        </w:rPr>
-        <w:t xml:space="preserve">=</w:t>
-      </w:r>
-      <w:r>
-        <w:rPr>
-          <w:rStyle w:val="NormalTok"/>
-        </w:rPr>
-        <w:t xml:space="preserve"> </w:t>
-      </w:r>
-      <w:r>
-        <w:rPr>
-          <w:rStyle w:val="FunctionTok"/>
-        </w:rPr>
-        <w:t xml:space="preserve">Get-Module</w:t>
-      </w:r>
-      <w:r>
-        <w:rPr>
-          <w:rStyle w:val="NormalTok"/>
-        </w:rPr>
-        <w:t xml:space="preserve"> </w:t>
-      </w:r>
-      <w:r>
-        <w:rPr>
-          <w:rStyle w:val="OperatorTok"/>
-        </w:rPr>
-        <w:t xml:space="preserve">-</w:t>
-      </w:r>
-      <w:r>
-        <w:rPr>
-          <w:rStyle w:val="NormalTok"/>
-        </w:rPr>
-        <w:t xml:space="preserve">ListAvailable </w:t>
-      </w:r>
-      <w:r>
-        <w:rPr>
-          <w:rStyle w:val="OperatorTok"/>
-        </w:rPr>
-        <w:t xml:space="preserve">-</w:t>
-      </w:r>
-      <w:r>
-        <w:rPr>
-          <w:rStyle w:val="NormalTok"/>
-        </w:rPr>
-        <w:t xml:space="preserve">Name </w:t>
-      </w:r>
-      <w:r>
-        <w:rPr>
-          <w:rStyle w:val="StringTok"/>
-        </w:rPr>
-        <w:t xml:space="preserve">'HPEOneView.*'</w:t>
-      </w:r>
-      <w:r>
-        <w:rPr>
-          <w:rStyle w:val="NormalTok"/>
-        </w:rPr>
-        <w:t xml:space="preserve"> </w:t>
-      </w:r>
-      <w:r>
-        <w:rPr>
-          <w:rStyle w:val="OperatorTok"/>
-        </w:rPr>
-        <w:t xml:space="preserve">|</w:t>
-      </w:r>
-      <w:r>
-        <w:rPr>
-          <w:rStyle w:val="NormalTok"/>
-        </w:rPr>
-        <w:t xml:space="preserve"> </w:t>
-      </w:r>
-      <w:r>
-        <w:rPr>
-          <w:rStyle w:val="FunctionTok"/>
-        </w:rPr>
-        <w:t xml:space="preserve">Select-Object</w:t>
-      </w:r>
-      <w:r>
-        <w:rPr>
-          <w:rStyle w:val="NormalTok"/>
-        </w:rPr>
-        <w:t xml:space="preserve"> </w:t>
-      </w:r>
-      <w:r>
-        <w:rPr>
-          <w:rStyle w:val="OperatorTok"/>
-        </w:rPr>
-        <w:t xml:space="preserve">-</w:t>
-      </w:r>
-      <w:r>
-        <w:rPr>
-          <w:rStyle w:val="NormalTok"/>
-        </w:rPr>
-        <w:t xml:space="preserve">ExpandProperty Name</w:t>
-      </w:r>
-      <w:r>
-        <w:br/>
-      </w:r>
-      <w:r>
-        <w:rPr>
-          <w:rStyle w:val="ControlFlowTok"/>
-        </w:rPr>
-        <w:t xml:space="preserve">if</w:t>
-      </w:r>
-      <w:r>
-        <w:rPr>
-          <w:rStyle w:val="NormalTok"/>
-        </w:rPr>
-        <w:t xml:space="preserve"> </w:t>
-      </w:r>
-      <w:r>
-        <w:rPr>
-          <w:rStyle w:val="OperatorTok"/>
-        </w:rPr>
-        <w:t xml:space="preserve">(-not</w:t>
-      </w:r>
-      <w:r>
-        <w:rPr>
-          <w:rStyle w:val="NormalTok"/>
-        </w:rPr>
-        <w:t xml:space="preserve"> </w:t>
-      </w:r>
-      <w:r>
-        <w:rPr>
-          <w:rStyle w:val="VariableTok"/>
-        </w:rPr>
-        <w:t xml:space="preserve">$ovModules</w:t>
-      </w:r>
-      <w:r>
-        <w:rPr>
-          <w:rStyle w:val="OperatorTok"/>
-        </w:rPr>
-        <w:t xml:space="preserve">)</w:t>
-      </w:r>
-      <w:r>
-        <w:rPr>
-          <w:rStyle w:val="NormalTok"/>
-        </w:rPr>
-        <w:t xml:space="preserve"> </w:t>
-      </w:r>
-      <w:r>
-        <w:rPr>
-          <w:rStyle w:val="OperatorTok"/>
-        </w:rPr>
-        <w:t xml:space="preserve">{</w:t>
-      </w:r>
-      <w:r>
-        <w:br/>
-      </w:r>
-      <w:r>
-        <w:rPr>
-          <w:rStyle w:val="NormalTok"/>
-        </w:rPr>
-        <w:t xml:space="preserve">    </w:t>
-      </w:r>
-      <w:r>
-        <w:rPr>
-          <w:rStyle w:val="FunctionTok"/>
-        </w:rPr>
-        <w:t xml:space="preserve">Write-Warning</w:t>
-      </w:r>
-      <w:r>
-        <w:rPr>
-          <w:rStyle w:val="NormalTok"/>
-        </w:rPr>
-        <w:t xml:space="preserve"> </w:t>
-      </w:r>
-      <w:r>
-        <w:rPr>
-          <w:rStyle w:val="StringTok"/>
-        </w:rPr>
-        <w:t xml:space="preserve">"No HPEOneView.* module found. Install from PowerShell Gallery:"</w:t>
-      </w:r>
-      <w:r>
-        <w:br/>
-      </w:r>
-      <w:r>
-        <w:rPr>
-          <w:rStyle w:val="NormalTok"/>
-        </w:rPr>
-        <w:t xml:space="preserve">    </w:t>
-      </w:r>
-      <w:r>
-        <w:rPr>
-          <w:rStyle w:val="FunctionTok"/>
-        </w:rPr>
-        <w:t xml:space="preserve">Write-Warning</w:t>
-      </w:r>
-      <w:r>
-        <w:rPr>
-          <w:rStyle w:val="NormalTok"/>
-        </w:rPr>
-        <w:t xml:space="preserve"> </w:t>
-      </w:r>
-      <w:r>
-        <w:rPr>
-          <w:rStyle w:val="StringTok"/>
-        </w:rPr>
-        <w:t xml:space="preserve">"Install-Module HPEOneView.1000 -Scope CurrentUser -AllowClobber -Force"</w:t>
-      </w:r>
-      <w:r>
-        <w:br/>
-      </w:r>
-      <w:r>
-        <w:rPr>
-          <w:rStyle w:val="OperatorTok"/>
-        </w:rPr>
-        <w:t xml:space="preserve">}</w:t>
-      </w:r>
-      <w:r>
-        <w:br/>
-      </w:r>
-      <w:r>
-        <w:rPr>
-          <w:rStyle w:val="ControlFlowTok"/>
-        </w:rPr>
-        <w:t xml:space="preserve">if</w:t>
-      </w:r>
-      <w:r>
-        <w:rPr>
-          <w:rStyle w:val="NormalTok"/>
-        </w:rPr>
-        <w:t xml:space="preserve"> </w:t>
-      </w:r>
-      <w:r>
-        <w:rPr>
-          <w:rStyle w:val="OperatorTok"/>
-        </w:rPr>
-        <w:t xml:space="preserve">(</w:t>
-      </w:r>
-      <w:r>
-        <w:rPr>
-          <w:rStyle w:val="VariableTok"/>
-        </w:rPr>
-        <w:t xml:space="preserve">$ovModules</w:t>
-      </w:r>
-      <w:r>
-        <w:rPr>
-          <w:rStyle w:val="NormalTok"/>
-        </w:rPr>
-        <w:t xml:space="preserve"> </w:t>
-      </w:r>
-      <w:r>
-        <w:rPr>
-          <w:rStyle w:val="OperatorTok"/>
-        </w:rPr>
-        <w:t xml:space="preserve">-and</w:t>
-      </w:r>
-      <w:r>
-        <w:rPr>
-          <w:rStyle w:val="NormalTok"/>
-        </w:rPr>
-        <w:t xml:space="preserve"> </w:t>
-      </w:r>
-      <w:r>
-        <w:rPr>
-          <w:rStyle w:val="VariableTok"/>
-        </w:rPr>
-        <w:t xml:space="preserve">$ovModules</w:t>
-      </w:r>
-      <w:r>
-        <w:rPr>
-          <w:rStyle w:val="OperatorTok"/>
-        </w:rPr>
-        <w:t xml:space="preserve">.</w:t>
-      </w:r>
-      <w:r>
-        <w:rPr>
-          <w:rStyle w:val="FunctionTok"/>
-        </w:rPr>
-        <w:t xml:space="preserve">Count</w:t>
-      </w:r>
-      <w:r>
-        <w:rPr>
-          <w:rStyle w:val="NormalTok"/>
-        </w:rPr>
-        <w:t xml:space="preserve"> </w:t>
-      </w:r>
-      <w:r>
-        <w:rPr>
-          <w:rStyle w:val="OperatorTok"/>
-        </w:rPr>
-        <w:t xml:space="preserve">-gt</w:t>
-      </w:r>
-      <w:r>
-        <w:rPr>
-          <w:rStyle w:val="NormalTok"/>
-        </w:rPr>
-        <w:t xml:space="preserve"> </w:t>
-      </w:r>
-      <w:r>
-        <w:rPr>
-          <w:rStyle w:val="DecValTok"/>
-        </w:rPr>
-        <w:t xml:space="preserve">1</w:t>
-      </w:r>
-      <w:r>
-        <w:rPr>
-          <w:rStyle w:val="OperatorTok"/>
-        </w:rPr>
-        <w:t xml:space="preserve">)</w:t>
-      </w:r>
-      <w:r>
-        <w:rPr>
-          <w:rStyle w:val="NormalTok"/>
-        </w:rPr>
-        <w:t xml:space="preserve"> </w:t>
-      </w:r>
-      <w:r>
-        <w:rPr>
-          <w:rStyle w:val="OperatorTok"/>
-        </w:rPr>
-        <w:t xml:space="preserve">{</w:t>
-      </w:r>
-      <w:r>
-        <w:br/>
-      </w:r>
-      <w:r>
-        <w:rPr>
-          <w:rStyle w:val="NormalTok"/>
-        </w:rPr>
-        <w:t xml:space="preserve">    </w:t>
-      </w:r>
-      <w:r>
-        <w:rPr>
-          <w:rStyle w:val="FunctionTok"/>
-        </w:rPr>
-        <w:t xml:space="preserve">Write-Warning</w:t>
-      </w:r>
-      <w:r>
-        <w:rPr>
-          <w:rStyle w:val="NormalTok"/>
-        </w:rPr>
-        <w:t xml:space="preserve"> </w:t>
-      </w:r>
-      <w:r>
-        <w:rPr>
-          <w:rStyle w:val="StringTok"/>
-        </w:rPr>
-        <w:t xml:space="preserve">"Multiple modules detected: (</w:t>
-      </w:r>
-      <w:r>
-        <w:rPr>
-          <w:rStyle w:val="OperatorTok"/>
-        </w:rPr>
-        <w:t xml:space="preserve">$(</w:t>
-      </w:r>
-      <w:r>
-        <w:rPr>
-          <w:rStyle w:val="VariableTok"/>
-        </w:rPr>
-        <w:t xml:space="preserve">$ovModules</w:t>
-      </w:r>
-      <w:r>
-        <w:rPr>
-          <w:rStyle w:val="NormalTok"/>
-        </w:rPr>
-        <w:t xml:space="preserve"> </w:t>
-      </w:r>
-      <w:r>
-        <w:rPr>
-          <w:rStyle w:val="OperatorTok"/>
-        </w:rPr>
-        <w:t xml:space="preserve">-join</w:t>
-      </w:r>
-      <w:r>
-        <w:rPr>
-          <w:rStyle w:val="NormalTok"/>
-        </w:rPr>
-        <w:t xml:space="preserve"> </w:t>
-      </w:r>
-      <w:r>
-        <w:rPr>
-          <w:rStyle w:val="StringTok"/>
-        </w:rPr>
-        <w:t xml:space="preserve">', '</w:t>
-      </w:r>
-      <w:r>
-        <w:rPr>
-          <w:rStyle w:val="OperatorTok"/>
-        </w:rPr>
-        <w:t xml:space="preserve">)</w:t>
-      </w:r>
-      <w:r>
-        <w:rPr>
-          <w:rStyle w:val="StringTok"/>
-        </w:rPr>
-        <w:t xml:space="preserve">)"</w:t>
-      </w:r>
-      <w:r>
-        <w:br/>
-      </w:r>
-      <w:r>
-        <w:rPr>
-          <w:rStyle w:val="NormalTok"/>
-        </w:rPr>
-        <w:t xml:space="preserve">    </w:t>
-      </w:r>
-      <w:r>
-        <w:rPr>
-          <w:rStyle w:val="FunctionTok"/>
-        </w:rPr>
-        <w:t xml:space="preserve">Write-Warning</w:t>
-      </w:r>
-      <w:r>
-        <w:rPr>
-          <w:rStyle w:val="NormalTok"/>
-        </w:rPr>
-        <w:t xml:space="preserve"> </w:t>
-      </w:r>
-      <w:r>
-        <w:rPr>
-          <w:rStyle w:val="StringTok"/>
-        </w:rPr>
-        <w:t xml:space="preserve">"Remove old versions: Uninstall-Module HPEOneView.OLD_VERSION -Force"</w:t>
-      </w:r>
-      <w:r>
-        <w:br/>
-      </w:r>
-      <w:r>
-        <w:rPr>
-          <w:rStyle w:val="OperatorTok"/>
-        </w:rPr>
-        <w:t xml:space="preserve">}</w:t>
-      </w:r>
-      <w:r>
-        <w:br/>
-      </w:r>
-      <w:r>
-        <w:br/>
-      </w:r>
-      <w:r>
-        <w:rPr>
-          <w:rStyle w:val="CommentTok"/>
-        </w:rPr>
-        <w:t xml:space="preserve"># Test credentials are available {#sec25}</w:t>
-      </w:r>
-      <w:r>
-        <w:br/>
-      </w:r>
-      <w:r>
-        <w:rPr>
-          <w:rStyle w:val="VariableTok"/>
-        </w:rPr>
-        <w:t xml:space="preserve">$ovUser</w:t>
-      </w:r>
-      <w:r>
-        <w:rPr>
-          <w:rStyle w:val="NormalTok"/>
-        </w:rPr>
-        <w:t xml:space="preserve"> </w:t>
-      </w:r>
-      <w:r>
-        <w:rPr>
-          <w:rStyle w:val="OperatorTok"/>
-        </w:rPr>
-        <w:t xml:space="preserve">=</w:t>
-      </w:r>
-      <w:r>
-        <w:rPr>
-          <w:rStyle w:val="NormalTok"/>
-        </w:rPr>
-        <w:t xml:space="preserve"> </w:t>
-      </w:r>
-      <w:r>
-        <w:rPr>
-          <w:rStyle w:val="OperatorTok"/>
-        </w:rPr>
-        <w:t xml:space="preserve">[</w:t>
-      </w:r>
-      <w:r>
-        <w:rPr>
-          <w:rStyle w:val="NormalTok"/>
-        </w:rPr>
-        <w:t xml:space="preserve">System</w:t>
-      </w:r>
-      <w:r>
-        <w:rPr>
-          <w:rStyle w:val="OperatorTok"/>
-        </w:rPr>
-        <w:t xml:space="preserve">.</w:t>
-      </w:r>
-      <w:r>
-        <w:rPr>
-          <w:rStyle w:val="FunctionTok"/>
-        </w:rPr>
-        <w:t xml:space="preserve">Environment</w:t>
-      </w:r>
-      <w:r>
-        <w:rPr>
-          <w:rStyle w:val="OperatorTok"/>
-        </w:rPr>
-        <w:t xml:space="preserve">]::</w:t>
-      </w:r>
-      <w:r>
-        <w:rPr>
-          <w:rStyle w:val="NormalTok"/>
-        </w:rPr>
-        <w:t xml:space="preserve">GetEnvironmentVariable</w:t>
-      </w:r>
-      <w:r>
-        <w:rPr>
-          <w:rStyle w:val="OperatorTok"/>
-        </w:rPr>
-        <w:t xml:space="preserve">(</w:t>
-      </w:r>
-      <w:r>
-        <w:rPr>
-          <w:rStyle w:val="StringTok"/>
-        </w:rPr>
-        <w:t xml:space="preserve">'ONEVIEW_USER'</w:t>
-      </w:r>
-      <w:r>
-        <w:rPr>
-          <w:rStyle w:val="OperatorTok"/>
-        </w:rPr>
-        <w:t xml:space="preserve">)</w:t>
-      </w:r>
-      <w:r>
-        <w:br/>
-      </w:r>
-      <w:r>
-        <w:rPr>
-          <w:rStyle w:val="VariableTok"/>
-        </w:rPr>
-        <w:t xml:space="preserve">$ovPass</w:t>
-      </w:r>
-      <w:r>
-        <w:rPr>
-          <w:rStyle w:val="NormalTok"/>
-        </w:rPr>
-        <w:t xml:space="preserve"> </w:t>
-      </w:r>
-      <w:r>
-        <w:rPr>
-          <w:rStyle w:val="OperatorTok"/>
-        </w:rPr>
-        <w:t xml:space="preserve">=</w:t>
-      </w:r>
-      <w:r>
-        <w:rPr>
-          <w:rStyle w:val="NormalTok"/>
-        </w:rPr>
-        <w:t xml:space="preserve"> </w:t>
-      </w:r>
-      <w:r>
-        <w:rPr>
-          <w:rStyle w:val="OperatorTok"/>
-        </w:rPr>
-        <w:t xml:space="preserve">[</w:t>
-      </w:r>
-      <w:r>
-        <w:rPr>
-          <w:rStyle w:val="NormalTok"/>
-        </w:rPr>
-        <w:t xml:space="preserve">System</w:t>
-      </w:r>
-      <w:r>
-        <w:rPr>
-          <w:rStyle w:val="OperatorTok"/>
-        </w:rPr>
-        <w:t xml:space="preserve">.</w:t>
-      </w:r>
-      <w:r>
-        <w:rPr>
-          <w:rStyle w:val="FunctionTok"/>
-        </w:rPr>
-        <w:t xml:space="preserve">Environment</w:t>
-      </w:r>
-      <w:r>
-        <w:rPr>
-          <w:rStyle w:val="OperatorTok"/>
-        </w:rPr>
-        <w:t xml:space="preserve">]::</w:t>
-      </w:r>
-      <w:r>
-        <w:rPr>
-          <w:rStyle w:val="NormalTok"/>
-        </w:rPr>
-        <w:t xml:space="preserve">GetEnvironmentVariable</w:t>
-      </w:r>
-      <w:r>
-        <w:rPr>
-          <w:rStyle w:val="OperatorTok"/>
-        </w:rPr>
-        <w:t xml:space="preserve">(</w:t>
-      </w:r>
-      <w:r>
-        <w:rPr>
-          <w:rStyle w:val="StringTok"/>
-        </w:rPr>
-        <w:t xml:space="preserve">'ONEVIEW_PASSWORD'</w:t>
-      </w:r>
-      <w:r>
-        <w:rPr>
-          <w:rStyle w:val="OperatorTok"/>
-        </w:rPr>
-        <w:t xml:space="preserve">)</w:t>
-      </w:r>
-      <w:r>
-        <w:br/>
-      </w:r>
-      <w:r>
-        <w:rPr>
-          <w:rStyle w:val="ControlFlowTok"/>
-        </w:rPr>
-        <w:t xml:space="preserve">if</w:t>
-      </w:r>
-      <w:r>
-        <w:rPr>
-          <w:rStyle w:val="NormalTok"/>
-        </w:rPr>
-        <w:t xml:space="preserve"> </w:t>
-      </w:r>
-      <w:r>
-        <w:rPr>
-          <w:rStyle w:val="OperatorTok"/>
-        </w:rPr>
-        <w:t xml:space="preserve">(-not</w:t>
-      </w:r>
-      <w:r>
-        <w:rPr>
-          <w:rStyle w:val="NormalTok"/>
-        </w:rPr>
-        <w:t xml:space="preserve"> </w:t>
-      </w:r>
-      <w:r>
-        <w:rPr>
-          <w:rStyle w:val="VariableTok"/>
-        </w:rPr>
-        <w:t xml:space="preserve">$ovUser</w:t>
-      </w:r>
-      <w:r>
-        <w:rPr>
-          <w:rStyle w:val="NormalTok"/>
-        </w:rPr>
-        <w:t xml:space="preserve"> </w:t>
-      </w:r>
-      <w:r>
-        <w:rPr>
-          <w:rStyle w:val="OperatorTok"/>
-        </w:rPr>
-        <w:t xml:space="preserve">-or</w:t>
-      </w:r>
-      <w:r>
-        <w:rPr>
-          <w:rStyle w:val="NormalTok"/>
-        </w:rPr>
-        <w:t xml:space="preserve"> </w:t>
-      </w:r>
-      <w:r>
-        <w:rPr>
-          <w:rStyle w:val="OperatorTok"/>
-        </w:rPr>
-        <w:t xml:space="preserve">-not</w:t>
-      </w:r>
-      <w:r>
-        <w:rPr>
-          <w:rStyle w:val="NormalTok"/>
-        </w:rPr>
-        <w:t xml:space="preserve"> </w:t>
-      </w:r>
-      <w:r>
-        <w:rPr>
-          <w:rStyle w:val="VariableTok"/>
-        </w:rPr>
-        <w:t xml:space="preserve">$ovPass</w:t>
-      </w:r>
-      <w:r>
-        <w:rPr>
-          <w:rStyle w:val="OperatorTok"/>
-        </w:rPr>
-        <w:t xml:space="preserve">)</w:t>
-      </w:r>
-      <w:r>
-        <w:rPr>
-          <w:rStyle w:val="NormalTok"/>
-        </w:rPr>
-        <w:t xml:space="preserve"> </w:t>
-      </w:r>
-      <w:r>
-        <w:rPr>
-          <w:rStyle w:val="OperatorTok"/>
-        </w:rPr>
-        <w:t xml:space="preserve">{</w:t>
-      </w:r>
-      <w:r>
-        <w:br/>
-      </w:r>
-      <w:r>
-        <w:rPr>
-          <w:rStyle w:val="NormalTok"/>
-        </w:rPr>
-        <w:t xml:space="preserve">    </w:t>
-      </w:r>
-      <w:r>
-        <w:rPr>
-          <w:rStyle w:val="FunctionTok"/>
-        </w:rPr>
-        <w:t xml:space="preserve">Write-Warning</w:t>
-      </w:r>
-      <w:r>
-        <w:rPr>
-          <w:rStyle w:val="NormalTok"/>
-        </w:rPr>
-        <w:t xml:space="preserve"> </w:t>
-      </w:r>
-      <w:r>
-        <w:rPr>
-          <w:rStyle w:val="StringTok"/>
-        </w:rPr>
-        <w:t xml:space="preserve">"OneView credentials not found. Ensure CyberArk bootstrap ran or set manually:"</w:t>
-      </w:r>
-      <w:r>
-        <w:br/>
-      </w:r>
-      <w:r>
-        <w:rPr>
-          <w:rStyle w:val="NormalTok"/>
-        </w:rPr>
-        <w:t xml:space="preserve">    </w:t>
-      </w:r>
-      <w:r>
-        <w:rPr>
-          <w:rStyle w:val="FunctionTok"/>
-        </w:rPr>
-        <w:t xml:space="preserve">Write-Warning</w:t>
-      </w:r>
-      <w:r>
-        <w:rPr>
-          <w:rStyle w:val="NormalTok"/>
-        </w:rPr>
-        <w:t xml:space="preserve"> </w:t>
-      </w:r>
-      <w:r>
-        <w:rPr>
-          <w:rStyle w:val="StringTok"/>
-        </w:rPr>
-        <w:t xml:space="preserve">"</w:t>
-      </w:r>
-      <w:r>
-        <w:rPr>
-          <w:rStyle w:val="CharTok"/>
-        </w:rPr>
-        <w:t xml:space="preserve">`$</w:t>
-      </w:r>
-      <w:r>
-        <w:rPr>
-          <w:rStyle w:val="StringTok"/>
-        </w:rPr>
-        <w:t xml:space="preserve">env:ONEVIEW_USER</w:t>
-      </w:r>
-      <w:r>
-        <w:rPr>
-          <w:rStyle w:val="CharTok"/>
-        </w:rPr>
-        <w:t xml:space="preserve">`n`$</w:t>
-      </w:r>
-      <w:r>
-        <w:rPr>
-          <w:rStyle w:val="StringTok"/>
-        </w:rPr>
-        <w:t xml:space="preserve">env:ONEVIEW_PASSWORD"</w:t>
-      </w:r>
-      <w:r>
-        <w:br/>
-      </w:r>
-      <w:r>
-        <w:rPr>
-          <w:rStyle w:val="OperatorTok"/>
-        </w:rPr>
-        <w:t xml:space="preserve">}</w:t>
-      </w:r>
-    </w:p>
     <w:bookmarkEnd w:id="23"/>
-    <w:bookmarkEnd w:id="24"/>
     <w:sectPr>
       <w:pgSz w:w="16838" w:h="11906" w:orient="landscape"/>
       <w:footnotePr>
@@ -3692,36 +3558,6 @@
     <w:abstractNumId w:val="991"/>
   </w:num>
   <w:num w:numId="1005">
-    <w:abstractNumId w:val="99411"/>
-    <w:lvlOverride w:ilvl="0">
-      <w:startOverride w:val="1"/>
-    </w:lvlOverride>
-    <w:lvlOverride w:ilvl="1">
-      <w:startOverride w:val="1"/>
-    </w:lvlOverride>
-    <w:lvlOverride w:ilvl="2">
-      <w:startOverride w:val="1"/>
-    </w:lvlOverride>
-    <w:lvlOverride w:ilvl="3">
-      <w:startOverride w:val="1"/>
-    </w:lvlOverride>
-    <w:lvlOverride w:ilvl="4">
-      <w:startOverride w:val="1"/>
-    </w:lvlOverride>
-    <w:lvlOverride w:ilvl="5">
-      <w:startOverride w:val="1"/>
-    </w:lvlOverride>
-    <w:lvlOverride w:ilvl="6">
-      <w:startOverride w:val="1"/>
-    </w:lvlOverride>
-    <w:lvlOverride w:ilvl="7">
-      <w:startOverride w:val="1"/>
-    </w:lvlOverride>
-    <w:lvlOverride w:ilvl="8">
-      <w:startOverride w:val="1"/>
-    </w:lvlOverride>
-  </w:num>
-  <w:num w:numId="1006">
     <w:abstractNumId w:val="99411"/>
     <w:lvlOverride w:ilvl="0">
       <w:startOverride w:val="1"/>
